--- a/analisis/Brief creativos - Meta Ads - Nov 2026.docx
+++ b/analisis/Brief creativos - Meta Ads - Nov 2026.docx
@@ -474,7 +474,7 @@
                 <w:sz w:val="19"/>
                 <w:szCs w:val="19"/>
               </w:rPr>
-              <w:t xml:space="preserve">Gonzalo revisa texto y precios antes de subir a Ads Manager; nada sale sin precio y dato de mercado verificados</w:t>
+              <w:t xml:space="preserve">Gonzalo revisa texto y precios antes de subir a Ads Manager. Los valores de m² ya están cargados (octubre 2026)</w:t>
             </w:r>
           </w:p>
         </w:tc>
@@ -2464,7 +2464,7 @@
           <w:sz w:val="20"/>
           <w:szCs w:val="20"/>
         </w:rPr>
-        <w:t xml:space="preserve">Las piezas con dato de mercado (A1, A2, A3) se entregan con el número tomado de la planilla «VALORES_REFERENCIA_ZONAS» (Drive, carpeta 11 Tasaciones/_SISTEMA), fila Lanús Este, mes vigente. Anotar en el nombre del archivo el mes del dato. Si el mes cambia, se rehace la pieza.</w:t>
+        <w:t xml:space="preserve">Las piezas con dato de mercado (A1, A2, A3) llevan los valores de octubre 2026 ya indicados en cada ficha (departamentos USD 1.711/m²; PH USD 725 y casas USD 671/m² sobre superficie total). Anotar en el nombre del archivo el mes del dato. Si el mes cambia, pedir el valor nuevo y rehacer la pieza.</w:t>
       </w:r>
     </w:p>
     <w:p>
@@ -2895,7 +2895,7 @@
                 <w:sz w:val="19"/>
                 <w:szCs w:val="19"/>
               </w:rPr>
-              <w:t xml:space="preserve">Entre los 900 y 1150 px, el dato grande, 120 px, blanco con un tono de marca: «USD [___] por m²» y debajo, 40 px: «Promedio de publicación · Lanús Este · [mes] 2026».</w:t>
+              <w:t xml:space="preserve">Entre los 900 y 1150 px, el dato grande, 120 px, blanco con un tono de marca: «USD 1.711 por m²» en A1-b (departamentos) y «USD 725 por m²» en A1-a (PH; para casa, USD 671). Debajo, 40 px: «Promedio de publicación · Lanús Este · octubre 2026» (en A1-a agregar «sobre superficie total»).</w:t>
             </w:r>
           </w:p>
           <w:p>
@@ -3055,7 +3055,7 @@
                 <w:sz w:val="19"/>
                 <w:szCs w:val="19"/>
               </w:rPr>
-              <w:t xml:space="preserve">Tomar de «VALORES_REFERENCIA_ZONAS», fila Lanús Este: «Depto USD/m²» para A1-b, «Casa/PH USD/m²» para A1-a. Nunca inventarlo ni redondearlo hacia arriba. Agregar siempre «promedio de publicación» para que no se lea como tasación.</w:t>
+              <w:t xml:space="preserve">Valores de octubre 2026 (planilla VALORES_REFERENCIA_ZONAS, fila Lanús Este, mediana de avisos de Zonaprop): departamentos USD 1.711/m²; PH USD 725/m² y casas USD 671/m², ambos sobre superficie total (por eso son más bajos que el de departamentos). Nunca redondearlos hacia arriba. Agregar siempre «promedio de publicación» para que no se lea como tasación. Se recalculan cada mes: si la pieza sale en diciembre, pedir el valor nuevo.</w:t>
             </w:r>
           </w:p>
         </w:tc>
@@ -3648,7 +3648,7 @@
                 <w:sz w:val="19"/>
                 <w:szCs w:val="19"/>
               </w:rPr>
-              <w:t xml:space="preserve">Foto de edificio o living de Lanús Este con franja inferior. Texto: «Departamentos en Lanús Este» (48 px) · «USD [___]/m²» (120 px) · «promedio de publicación · [mes] 2026» (32 px).</w:t>
+              <w:t xml:space="preserve">Foto de edificio o living de Lanús Este con franja inferior. Texto: «Departamentos en Lanús Este» (48 px) · «USD 1.711/m²» (120 px) · «promedio de publicación · octubre 2026» (32 px).</w:t>
             </w:r>
           </w:p>
         </w:tc>
@@ -3715,7 +3715,7 @@
                 <w:sz w:val="19"/>
                 <w:szCs w:val="19"/>
               </w:rPr>
-              <w:t xml:space="preserve">Misma estructura con fachada de casa. Texto: «Casas y PH en Lanús Este» · «USD [___]/m²» · «sobre superficie total · [mes] 2026».</w:t>
+              <w:t xml:space="preserve">Misma estructura con fachada de casa. Texto: «Casas y PH en Lanús Este» · «PH USD 725/m² · Casas USD 671/m²» · «sobre superficie total · promedio de publicación · octubre 2026».</w:t>
             </w:r>
           </w:p>
         </w:tc>
@@ -3996,7 +3996,7 @@
                 <w:sz w:val="19"/>
                 <w:szCs w:val="19"/>
               </w:rPr>
-              <w:t xml:space="preserve">T2: Departamentos · USD [___]/m²</w:t>
+              <w:t xml:space="preserve">T2: Departamentos · USD 1.711/m²</w:t>
             </w:r>
           </w:p>
           <w:p>
@@ -4009,7 +4009,7 @@
                 <w:sz w:val="19"/>
                 <w:szCs w:val="19"/>
               </w:rPr>
-              <w:t xml:space="preserve">T3: Casas y PH · USD [___]/m²</w:t>
+              <w:t xml:space="preserve">T3: Casas y PH · USD 725 y 671/m²</w:t>
             </w:r>
           </w:p>
           <w:p>
@@ -4360,7 +4360,7 @@
                 <w:sz w:val="19"/>
                 <w:szCs w:val="19"/>
               </w:rPr>
-              <w:t xml:space="preserve">Pantalla con el número grande (USD [___]/m²) y voz o texto: «Esto vale hoy el metro en Lanús Este». Sin logo, sin intro. Si en 2 segundos no hay número, se van.</w:t>
+              <w:t xml:space="preserve">Pantalla con el número grande (USD 1.711/m², departamentos) y voz o texto: «Esto vale hoy el metro en Lanús Este». Sin logo, sin intro. Si en 2 segundos no hay número, se van.</w:t>
             </w:r>
           </w:p>
         </w:tc>

--- a/analisis/Brief creativos - Meta Ads - Nov 2026.docx
+++ b/analisis/Brief creativos - Meta Ads - Nov 2026.docx
@@ -15,7 +15,7 @@
           <w:sz w:val="15"/>
           <w:szCs w:val="15"/>
         </w:rPr>
-        <w:t xml:space="preserve">CARAMÉS LANÚS ESTE   ·   BRIEF PARA COMMUNITY MANAGERS   ·   29 DE OCTUBRE DE 2026</w:t>
+        <w:t xml:space="preserve">CARAMÉS LANÚS ESTE   ·   BRIEF PARA COMMUNITY MANAGERS   ·   VERSIÓN 2   ·   30 DE OCTUBRE DE 2026</w:t>
       </w:r>
     </w:p>
     <w:p>
@@ -539,6 +539,155 @@
                 <w:szCs w:val="20"/>
               </w:rPr>
               <w:t xml:space="preserve">Los anuncios de propiedades funcionan: Meta los califica por encima del promedio y traen leads de comprador a unos $1.250. Lo que no funciona hoy es (1) la campaña de vendedores, que gastó $72.000 para 5 formularios porque pide una acción distinta a la que optimiza y no ofrece nada concreto; (2) la campaña de WhatsApp, que muestra las mismas 7 propiedades a las mismas 17.000 personas 4,4 veces en un mes y no tiene versión vertical; (3) el conjunto PH 1, que se cansó después de $300.000 en un solo PH; y (4) los videos de reconocimiento, que Meta ubica en el 10% de menor interacción porque son listados disfrazados de contenido.</w:t>
+            </w:r>
+          </w:p>
+        </w:tc>
+      </w:tr>
+    </w:tbl>
+    <w:p>
+      <w:pPr>
+        <w:spacing w:after="140"/>
+      </w:pPr>
+    </w:p>
+    <w:tbl>
+      <w:tblPr>
+        <w:tblW w:type="dxa" w:w="9026"/>
+        <w:tblBorders>
+          <w:top w:val="none" w:color="FFFFFF" w:sz="0"/>
+          <w:left w:val="single" w:color="0E7A63" w:sz="18"/>
+          <w:bottom w:val="none" w:color="FFFFFF" w:sz="0"/>
+          <w:right w:val="none" w:color="FFFFFF" w:sz="0"/>
+          <w:insideH w:val="none" w:color="FFFFFF" w:sz="0"/>
+          <w:insideV w:val="none" w:color="FFFFFF" w:sz="0"/>
+        </w:tblBorders>
+      </w:tblPr>
+      <w:tblGrid>
+        <w:gridCol w:w="9026"/>
+      </w:tblGrid>
+      <w:tr>
+        <w:tc>
+          <w:tcPr>
+            <w:tcW w:type="dxa" w:w="9026"/>
+            <w:shd w:fill="E4F1EC" w:color="auto" w:val="clear"/>
+            <w:tcMar>
+              <w:top w:type="dxa" w:w="180"/>
+              <w:left w:type="dxa" w:w="220"/>
+              <w:bottom w:type="dxa" w:w="180"/>
+              <w:right w:type="dxa" w:w="220"/>
+            </w:tcMar>
+          </w:tcPr>
+          <w:p>
+            <w:pPr>
+              <w:spacing w:after="70" w:line="276"/>
+            </w:pPr>
+            <w:r>
+              <w:rPr>
+                <w:rFonts w:ascii="Consolas" w:cs="Consolas" w:eastAsia="Consolas" w:hAnsi="Consolas"/>
+                <w:b/>
+                <w:bCs/>
+                <w:color w:val="0E7A63"/>
+                <w:sz w:val="15"/>
+                <w:szCs w:val="15"/>
+              </w:rPr>
+              <w:t xml:space="preserve">EMPEZÁ POR ACÁ: UNA SOLA PIEZA DESTRABA LA CAMPAÑA NUEVA</w:t>
+            </w:r>
+          </w:p>
+          <w:p>
+            <w:pPr>
+              <w:spacing w:after="90" w:line="276"/>
+            </w:pPr>
+            <w:r>
+              <w:rPr>
+                <w:color w:val="43535F"/>
+                <w:sz w:val="20"/>
+                <w:szCs w:val="20"/>
+              </w:rPr>
+              <w:t xml:space="preserve">La primera entrega es </w:t>
+            </w:r>
+            <w:r>
+              <w:rPr>
+                <w:b/>
+                <w:bCs/>
+                <w:color w:val="141D26"/>
+                <w:sz w:val="20"/>
+                <w:szCs w:val="20"/>
+              </w:rPr>
+              <w:t xml:space="preserve">A1-b, variante departamento, en 9:16 (1080 × 1920)</w:t>
+            </w:r>
+            <w:r>
+              <w:rPr>
+                <w:color w:val="43535F"/>
+                <w:sz w:val="20"/>
+                <w:szCs w:val="20"/>
+              </w:rPr>
+              <w:t xml:space="preserve">, para el martes 3 de noviembre. Con esa sola imagen se publica la campaña de Vendedores. Todo lo demás se entrega después, en el orden del calendario de la última página. No hace falta esperar a tener el bloque completo: cada pieza que esté lista se sube a la carpeta y se avisa.</w:t>
+            </w:r>
+          </w:p>
+          <w:p>
+            <w:pPr>
+              <w:spacing w:after="0" w:line="276"/>
+            </w:pPr>
+            <w:r>
+              <w:rPr>
+                <w:color w:val="43535F"/>
+                <w:sz w:val="20"/>
+                <w:szCs w:val="20"/>
+              </w:rPr>
+              <w:t xml:space="preserve">Material que se necesita para arrancar y que pide Gonzalo si no lo tenés: </w:t>
+            </w:r>
+            <w:r>
+              <w:rPr>
+                <w:b/>
+                <w:bCs/>
+                <w:color w:val="141D26"/>
+                <w:sz w:val="20"/>
+                <w:szCs w:val="20"/>
+              </w:rPr>
+              <w:t xml:space="preserve">logo en vector (SVG o PDF) y en PNG con fondo transparente</w:t>
+            </w:r>
+            <w:r>
+              <w:rPr>
+                <w:color w:val="43535F"/>
+                <w:sz w:val="20"/>
+                <w:szCs w:val="20"/>
+              </w:rPr>
+              <w:t xml:space="preserve">, </w:t>
+            </w:r>
+            <w:r>
+              <w:rPr>
+                <w:b/>
+                <w:bCs/>
+                <w:color w:val="141D26"/>
+                <w:sz w:val="20"/>
+                <w:szCs w:val="20"/>
+              </w:rPr>
+              <w:t xml:space="preserve">los dos colores de marca en código hexadecimal</w:t>
+            </w:r>
+            <w:r>
+              <w:rPr>
+                <w:color w:val="43535F"/>
+                <w:sz w:val="20"/>
+                <w:szCs w:val="20"/>
+              </w:rPr>
+              <w:t xml:space="preserve"> y </w:t>
+            </w:r>
+            <w:r>
+              <w:rPr>
+                <w:b/>
+                <w:bCs/>
+                <w:color w:val="141D26"/>
+                <w:sz w:val="20"/>
+                <w:szCs w:val="20"/>
+              </w:rPr>
+              <w:t xml:space="preserve">la tipografía de marca</w:t>
+            </w:r>
+            <w:r>
+              <w:rPr>
+                <w:color w:val="43535F"/>
+                <w:sz w:val="20"/>
+                <w:szCs w:val="20"/>
+              </w:rPr>
+              <w:t xml:space="preserve"> (si no hay una definida, usar Montserrat para títulos e Inter para textos, ambas gratuitas en Google Fonts). Fotos: pedir acceso a la carpeta de Drive de cada propiedad, donde está la ficha técnica y las fotos originales.</w:t>
             </w:r>
           </w:p>
         </w:tc>
@@ -1440,6 +1589,540 @@
     <w:p>
       <w:pPr>
         <w:spacing w:after="120"/>
+      </w:pPr>
+    </w:p>
+    <w:p>
+      <w:r>
+        <w:br w:type="page"/>
+      </w:r>
+    </w:p>
+    <w:p>
+      <w:pPr>
+        <w:pStyle w:val="Heading2"/>
+        <w:spacing w:after="140" w:before="320"/>
+      </w:pPr>
+      <w:r>
+        <w:rPr>
+          <w:b/>
+          <w:bCs/>
+          <w:color w:val="141D26"/>
+          <w:sz w:val="24"/>
+          <w:szCs w:val="24"/>
+        </w:rPr>
+        <w:t xml:space="preserve">Esquema del lienzo 9:16 (pieza A1)</w:t>
+      </w:r>
+    </w:p>
+    <w:tbl>
+      <w:tblPr>
+        <w:tblW w:type="dxa" w:w="9026"/>
+        <w:tblBorders>
+          <w:top w:val="none" w:color="FFFFFF" w:sz="0"/>
+          <w:left w:val="none" w:color="FFFFFF" w:sz="0"/>
+          <w:bottom w:val="none" w:color="FFFFFF" w:sz="0"/>
+          <w:right w:val="none" w:color="FFFFFF" w:sz="0"/>
+          <w:insideH w:val="none" w:color="FFFFFF" w:sz="0"/>
+          <w:insideV w:val="none" w:color="FFFFFF" w:sz="0"/>
+        </w:tblBorders>
+      </w:tblPr>
+      <w:tblGrid>
+        <w:gridCol w:w="3440"/>
+        <w:gridCol w:w="5586"/>
+      </w:tblGrid>
+      <w:tr>
+        <w:tc>
+          <w:tcPr>
+            <w:tcW w:type="dxa" w:w="3440"/>
+            <w:tcBorders>
+              <w:top w:val="none" w:color="FFFFFF" w:sz="0"/>
+              <w:left w:val="none" w:color="FFFFFF" w:sz="0"/>
+              <w:bottom w:val="none" w:color="FFFFFF" w:sz="0"/>
+              <w:right w:val="none" w:color="FFFFFF" w:sz="0"/>
+            </w:tcBorders>
+            <w:tcMar>
+              <w:top w:type="dxa" w:w="0"/>
+              <w:left w:type="dxa" w:w="0"/>
+              <w:bottom w:type="dxa" w:w="0"/>
+              <w:right w:type="dxa" w:w="200"/>
+            </w:tcMar>
+            <w:vAlign w:val="top"/>
+          </w:tcPr>
+          <w:tbl>
+            <w:tblPr>
+              <w:tblW w:type="dxa" w:w="3240"/>
+              <w:tblBorders>
+                <w:top w:val="single" w:color="auto" w:sz="4"/>
+                <w:left w:val="single" w:color="auto" w:sz="4"/>
+                <w:bottom w:val="single" w:color="auto" w:sz="4"/>
+                <w:right w:val="single" w:color="auto" w:sz="4"/>
+                <w:insideH w:val="single" w:color="auto" w:sz="4"/>
+                <w:insideV w:val="single" w:color="auto" w:sz="4"/>
+              </w:tblBorders>
+            </w:tblPr>
+            <w:tblGrid>
+              <w:gridCol w:w="3240"/>
+            </w:tblGrid>
+            <w:tr>
+              <w:trPr>
+                <w:cantSplit/>
+                <w:trHeight w:val="750" w:hRule="exact"/>
+              </w:trPr>
+              <w:tc>
+                <w:tcPr>
+                  <w:tcW w:type="dxa" w:w="3240"/>
+                  <w:tcBorders>
+                    <w:top w:val="single" w:color="D9E1E8" w:sz="4"/>
+                    <w:left w:val="single" w:color="D9E1E8" w:sz="4"/>
+                    <w:bottom w:val="single" w:color="D9E1E8" w:sz="4"/>
+                    <w:right w:val="single" w:color="D9E1E8" w:sz="4"/>
+                  </w:tcBorders>
+                  <w:shd w:fill="F9E9E6" w:color="auto" w:val="clear"/>
+                  <w:tcMar>
+                    <w:top w:type="dxa" w:w="40"/>
+                    <w:left w:type="dxa" w:w="120"/>
+                    <w:bottom w:type="dxa" w:w="40"/>
+                    <w:right w:type="dxa" w:w="120"/>
+                  </w:tcMar>
+                  <w:vAlign w:val="center"/>
+                </w:tcPr>
+                <w:p>
+                  <w:pPr>
+                    <w:spacing w:after="0" w:line="240"/>
+                    <w:jc w:val="center"/>
+                  </w:pPr>
+                  <w:r>
+                    <w:rPr>
+                      <w:b/>
+                      <w:bCs/>
+                      <w:color w:val="AF3527"/>
+                      <w:sz w:val="14"/>
+                      <w:szCs w:val="14"/>
+                    </w:rPr>
+                    <w:t xml:space="preserve">0–250 · ZONA RESERVADA · barra de perfil</w:t>
+                  </w:r>
+                </w:p>
+              </w:tc>
+            </w:tr>
+            <w:tr>
+              <w:trPr>
+                <w:cantSplit/>
+                <w:trHeight w:val="330" w:hRule="exact"/>
+              </w:trPr>
+              <w:tc>
+                <w:tcPr>
+                  <w:tcW w:type="dxa" w:w="3240"/>
+                  <w:tcBorders>
+                    <w:top w:val="single" w:color="D9E1E8" w:sz="4"/>
+                    <w:left w:val="single" w:color="D9E1E8" w:sz="4"/>
+                    <w:bottom w:val="single" w:color="D9E1E8" w:sz="4"/>
+                    <w:right w:val="single" w:color="D9E1E8" w:sz="4"/>
+                  </w:tcBorders>
+                  <w:shd w:fill="FFFFFF" w:color="auto" w:val="clear"/>
+                  <w:tcMar>
+                    <w:top w:type="dxa" w:w="40"/>
+                    <w:left w:type="dxa" w:w="120"/>
+                    <w:bottom w:type="dxa" w:w="40"/>
+                    <w:right w:type="dxa" w:w="120"/>
+                  </w:tcMar>
+                  <w:vAlign w:val="center"/>
+                </w:tcPr>
+                <w:p>
+                  <w:pPr>
+                    <w:spacing w:after="0" w:line="240"/>
+                    <w:jc w:val="center"/>
+                  </w:pPr>
+                  <w:r>
+                    <w:rPr>
+                      <w:b w:val="false"/>
+                      <w:bCs w:val="false"/>
+                      <w:color w:val="6E7C89"/>
+                      <w:sz w:val="14"/>
+                      <w:szCs w:val="14"/>
+                    </w:rPr>
+                    <w:t xml:space="preserve">250–300 · margen</w:t>
+                  </w:r>
+                </w:p>
+              </w:tc>
+            </w:tr>
+            <w:tr>
+              <w:trPr>
+                <w:cantSplit/>
+                <w:trHeight w:val="660" w:hRule="exact"/>
+              </w:trPr>
+              <w:tc>
+                <w:tcPr>
+                  <w:tcW w:type="dxa" w:w="3240"/>
+                  <w:tcBorders>
+                    <w:top w:val="single" w:color="D9E1E8" w:sz="4"/>
+                    <w:left w:val="single" w:color="D9E1E8" w:sz="4"/>
+                    <w:bottom w:val="single" w:color="D9E1E8" w:sz="4"/>
+                    <w:right w:val="single" w:color="D9E1E8" w:sz="4"/>
+                  </w:tcBorders>
+                  <w:shd w:fill="E7EAF7" w:color="auto" w:val="clear"/>
+                  <w:tcMar>
+                    <w:top w:type="dxa" w:w="40"/>
+                    <w:left w:type="dxa" w:w="120"/>
+                    <w:bottom w:type="dxa" w:w="40"/>
+                    <w:right w:type="dxa" w:w="120"/>
+                  </w:tcMar>
+                  <w:vAlign w:val="center"/>
+                </w:tcPr>
+                <w:p>
+                  <w:pPr>
+                    <w:spacing w:after="0" w:line="240"/>
+                    <w:jc w:val="center"/>
+                  </w:pPr>
+                  <w:r>
+                    <w:rPr>
+                      <w:b/>
+                      <w:bCs/>
+                      <w:color w:val="43539E"/>
+                      <w:sz w:val="14"/>
+                      <w:szCs w:val="14"/>
+                    </w:rPr>
+                    <w:t xml:space="preserve">300–520 · TITULAR · 2 líneas · 84 px · blanco</w:t>
+                  </w:r>
+                </w:p>
+              </w:tc>
+            </w:tr>
+            <w:tr>
+              <w:trPr>
+                <w:cantSplit/>
+                <w:trHeight w:val="1140" w:hRule="exact"/>
+              </w:trPr>
+              <w:tc>
+                <w:tcPr>
+                  <w:tcW w:type="dxa" w:w="3240"/>
+                  <w:tcBorders>
+                    <w:top w:val="single" w:color="D9E1E8" w:sz="4"/>
+                    <w:left w:val="single" w:color="D9E1E8" w:sz="4"/>
+                    <w:bottom w:val="single" w:color="D9E1E8" w:sz="4"/>
+                    <w:right w:val="single" w:color="D9E1E8" w:sz="4"/>
+                  </w:tcBorders>
+                  <w:shd w:fill="F4F6F8" w:color="auto" w:val="clear"/>
+                  <w:tcMar>
+                    <w:top w:type="dxa" w:w="40"/>
+                    <w:left w:type="dxa" w:w="120"/>
+                    <w:bottom w:type="dxa" w:w="40"/>
+                    <w:right w:type="dxa" w:w="120"/>
+                  </w:tcMar>
+                  <w:vAlign w:val="center"/>
+                </w:tcPr>
+                <w:p>
+                  <w:pPr>
+                    <w:spacing w:after="0" w:line="240"/>
+                    <w:jc w:val="center"/>
+                  </w:pPr>
+                  <w:r>
+                    <w:rPr>
+                      <w:b w:val="false"/>
+                      <w:bCs w:val="false"/>
+                      <w:color w:val="6E7C89"/>
+                      <w:sz w:val="14"/>
+                      <w:szCs w:val="14"/>
+                    </w:rPr>
+                    <w:t xml:space="preserve">520–900 · FOTO LIMPIA, sin texto</w:t>
+                  </w:r>
+                </w:p>
+              </w:tc>
+            </w:tr>
+            <w:tr>
+              <w:trPr>
+                <w:cantSplit/>
+                <w:trHeight w:val="750" w:hRule="exact"/>
+              </w:trPr>
+              <w:tc>
+                <w:tcPr>
+                  <w:tcW w:type="dxa" w:w="3240"/>
+                  <w:tcBorders>
+                    <w:top w:val="single" w:color="D9E1E8" w:sz="4"/>
+                    <w:left w:val="single" w:color="D9E1E8" w:sz="4"/>
+                    <w:bottom w:val="single" w:color="D9E1E8" w:sz="4"/>
+                    <w:right w:val="single" w:color="D9E1E8" w:sz="4"/>
+                  </w:tcBorders>
+                  <w:shd w:fill="E7EAF7" w:color="auto" w:val="clear"/>
+                  <w:tcMar>
+                    <w:top w:type="dxa" w:w="40"/>
+                    <w:left w:type="dxa" w:w="120"/>
+                    <w:bottom w:type="dxa" w:w="40"/>
+                    <w:right w:type="dxa" w:w="120"/>
+                  </w:tcMar>
+                  <w:vAlign w:val="center"/>
+                </w:tcPr>
+                <w:p>
+                  <w:pPr>
+                    <w:spacing w:after="0" w:line="240"/>
+                    <w:jc w:val="center"/>
+                  </w:pPr>
+                  <w:r>
+                    <w:rPr>
+                      <w:b/>
+                      <w:bCs/>
+                      <w:color w:val="43539E"/>
+                      <w:sz w:val="14"/>
+                      <w:szCs w:val="14"/>
+                    </w:rPr>
+                    <w:t xml:space="preserve">900–1150 · DATO GRANDE · USD 1.711 por m²</w:t>
+                  </w:r>
+                </w:p>
+              </w:tc>
+            </w:tr>
+            <w:tr>
+              <w:trPr>
+                <w:cantSplit/>
+                <w:trHeight w:val="330" w:hRule="exact"/>
+              </w:trPr>
+              <w:tc>
+                <w:tcPr>
+                  <w:tcW w:type="dxa" w:w="3240"/>
+                  <w:tcBorders>
+                    <w:top w:val="single" w:color="D9E1E8" w:sz="4"/>
+                    <w:left w:val="single" w:color="D9E1E8" w:sz="4"/>
+                    <w:bottom w:val="single" w:color="D9E1E8" w:sz="4"/>
+                    <w:right w:val="single" w:color="D9E1E8" w:sz="4"/>
+                  </w:tcBorders>
+                  <w:shd w:fill="FFFFFF" w:color="auto" w:val="clear"/>
+                  <w:tcMar>
+                    <w:top w:type="dxa" w:w="40"/>
+                    <w:left w:type="dxa" w:w="120"/>
+                    <w:bottom w:type="dxa" w:w="40"/>
+                    <w:right w:type="dxa" w:w="120"/>
+                  </w:tcMar>
+                  <w:vAlign w:val="center"/>
+                </w:tcPr>
+                <w:p>
+                  <w:pPr>
+                    <w:spacing w:after="0" w:line="240"/>
+                    <w:jc w:val="center"/>
+                  </w:pPr>
+                  <w:r>
+                    <w:rPr>
+                      <w:b w:val="false"/>
+                      <w:bCs w:val="false"/>
+                      <w:color w:val="6E7C89"/>
+                      <w:sz w:val="14"/>
+                      <w:szCs w:val="14"/>
+                    </w:rPr>
+                    <w:t xml:space="preserve">1150–1200 · leyenda del dato · 40 px</w:t>
+                  </w:r>
+                </w:p>
+              </w:tc>
+            </w:tr>
+            <w:tr>
+              <w:trPr>
+                <w:cantSplit/>
+                <w:trHeight w:val="480" w:hRule="exact"/>
+              </w:trPr>
+              <w:tc>
+                <w:tcPr>
+                  <w:tcW w:type="dxa" w:w="3240"/>
+                  <w:tcBorders>
+                    <w:top w:val="single" w:color="D9E1E8" w:sz="4"/>
+                    <w:left w:val="single" w:color="D9E1E8" w:sz="4"/>
+                    <w:bottom w:val="single" w:color="D9E1E8" w:sz="4"/>
+                    <w:right w:val="single" w:color="D9E1E8" w:sz="4"/>
+                  </w:tcBorders>
+                  <w:shd w:fill="E4F1EC" w:color="auto" w:val="clear"/>
+                  <w:tcMar>
+                    <w:top w:type="dxa" w:w="40"/>
+                    <w:left w:type="dxa" w:w="120"/>
+                    <w:bottom w:type="dxa" w:w="40"/>
+                    <w:right w:type="dxa" w:w="120"/>
+                  </w:tcMar>
+                  <w:vAlign w:val="center"/>
+                </w:tcPr>
+                <w:p>
+                  <w:pPr>
+                    <w:spacing w:after="0" w:line="240"/>
+                    <w:jc w:val="center"/>
+                  </w:pPr>
+                  <w:r>
+                    <w:rPr>
+                      <w:b/>
+                      <w:bCs/>
+                      <w:color w:val="0E7A63"/>
+                      <w:sz w:val="14"/>
+                      <w:szCs w:val="14"/>
+                    </w:rPr>
+                    <w:t xml:space="preserve">1200–1360 · FRANJA color marca · Tasación sin cargo 48 hs</w:t>
+                  </w:r>
+                </w:p>
+              </w:tc>
+            </w:tr>
+            <w:tr>
+              <w:trPr>
+                <w:cantSplit/>
+                <w:trHeight w:val="480" w:hRule="exact"/>
+              </w:trPr>
+              <w:tc>
+                <w:tcPr>
+                  <w:tcW w:type="dxa" w:w="3240"/>
+                  <w:tcBorders>
+                    <w:top w:val="single" w:color="D9E1E8" w:sz="4"/>
+                    <w:left w:val="single" w:color="D9E1E8" w:sz="4"/>
+                    <w:bottom w:val="single" w:color="D9E1E8" w:sz="4"/>
+                    <w:right w:val="single" w:color="D9E1E8" w:sz="4"/>
+                  </w:tcBorders>
+                  <w:shd w:fill="F4F6F8" w:color="auto" w:val="clear"/>
+                  <w:tcMar>
+                    <w:top w:type="dxa" w:w="40"/>
+                    <w:left w:type="dxa" w:w="120"/>
+                    <w:bottom w:type="dxa" w:w="40"/>
+                    <w:right w:type="dxa" w:w="120"/>
+                  </w:tcMar>
+                  <w:vAlign w:val="center"/>
+                </w:tcPr>
+                <w:p>
+                  <w:pPr>
+                    <w:spacing w:after="0" w:line="240"/>
+                    <w:jc w:val="center"/>
+                  </w:pPr>
+                  <w:r>
+                    <w:rPr>
+                      <w:b w:val="false"/>
+                      <w:bCs w:val="false"/>
+                      <w:color w:val="6E7C89"/>
+                      <w:sz w:val="14"/>
+                      <w:szCs w:val="14"/>
+                    </w:rPr>
+                    <w:t xml:space="preserve">1400–1520 · firma martillero 32 px · logo 140 px</w:t>
+                  </w:r>
+                </w:p>
+              </w:tc>
+            </w:tr>
+            <w:tr>
+              <w:trPr>
+                <w:cantSplit/>
+                <w:trHeight w:val="1020" w:hRule="exact"/>
+              </w:trPr>
+              <w:tc>
+                <w:tcPr>
+                  <w:tcW w:type="dxa" w:w="3240"/>
+                  <w:tcBorders>
+                    <w:top w:val="single" w:color="D9E1E8" w:sz="4"/>
+                    <w:left w:val="single" w:color="D9E1E8" w:sz="4"/>
+                    <w:bottom w:val="single" w:color="D9E1E8" w:sz="4"/>
+                    <w:right w:val="single" w:color="D9E1E8" w:sz="4"/>
+                  </w:tcBorders>
+                  <w:shd w:fill="F9E9E6" w:color="auto" w:val="clear"/>
+                  <w:tcMar>
+                    <w:top w:type="dxa" w:w="40"/>
+                    <w:left w:type="dxa" w:w="120"/>
+                    <w:bottom w:type="dxa" w:w="40"/>
+                    <w:right w:type="dxa" w:w="120"/>
+                  </w:tcMar>
+                  <w:vAlign w:val="center"/>
+                </w:tcPr>
+                <w:p>
+                  <w:pPr>
+                    <w:spacing w:after="0" w:line="240"/>
+                    <w:jc w:val="center"/>
+                  </w:pPr>
+                  <w:r>
+                    <w:rPr>
+                      <w:b/>
+                      <w:bCs/>
+                      <w:color w:val="AF3527"/>
+                      <w:sz w:val="14"/>
+                      <w:szCs w:val="14"/>
+                    </w:rPr>
+                    <w:t xml:space="preserve">1580–1920 · ZONA RESERVADA · botón y texto del anuncio</w:t>
+                  </w:r>
+                </w:p>
+              </w:tc>
+            </w:tr>
+          </w:tbl>
+          <w:p/>
+        </w:tc>
+        <w:tc>
+          <w:tcPr>
+            <w:tcW w:type="dxa" w:w="5586"/>
+            <w:tcBorders>
+              <w:top w:val="none" w:color="FFFFFF" w:sz="0"/>
+              <w:left w:val="none" w:color="FFFFFF" w:sz="0"/>
+              <w:bottom w:val="none" w:color="FFFFFF" w:sz="0"/>
+              <w:right w:val="none" w:color="FFFFFF" w:sz="0"/>
+            </w:tcBorders>
+            <w:tcMar>
+              <w:top w:type="dxa" w:w="0"/>
+              <w:left w:type="dxa" w:w="0"/>
+              <w:bottom w:type="dxa" w:w="0"/>
+              <w:right w:type="dxa" w:w="200"/>
+            </w:tcMar>
+            <w:vAlign w:val="top"/>
+          </w:tcPr>
+          <w:p>
+            <w:pPr>
+              <w:spacing w:after="80" w:before="0" w:line="276"/>
+            </w:pPr>
+            <w:r>
+              <w:rPr>
+                <w:b/>
+                <w:bCs/>
+                <w:color w:val="141D26"/>
+                <w:sz w:val="20"/>
+                <w:szCs w:val="20"/>
+              </w:rPr>
+              <w:t xml:space="preserve">Cómo leer el esquema.</w:t>
+            </w:r>
+          </w:p>
+          <w:p>
+            <w:pPr>
+              <w:spacing w:after="120" w:before="0" w:line="276"/>
+            </w:pPr>
+            <w:r>
+              <w:rPr>
+                <w:color w:val="43535F"/>
+                <w:sz w:val="20"/>
+                <w:szCs w:val="20"/>
+              </w:rPr>
+              <w:t xml:space="preserve">Es el lienzo de 1080 × 1920 visto de frente, a escala. Las dos franjas rojas son las zonas que Instagram y Facebook tapan con su propia interfaz: ahí no va nada. Todo lo que importa (titular, dato, franja de tasación, firma, logo) tiene que caer entre los 250 y los 1580 px de alto.</w:t>
+            </w:r>
+          </w:p>
+          <w:p>
+            <w:pPr>
+              <w:spacing w:after="120" w:before="0" w:line="276"/>
+            </w:pPr>
+            <w:r>
+              <w:rPr>
+                <w:color w:val="43535F"/>
+                <w:sz w:val="20"/>
+                <w:szCs w:val="20"/>
+              </w:rPr>
+              <w:t xml:space="preserve">Los márgenes laterales son de 60 px: el texto nunca toca el borde.</w:t>
+            </w:r>
+          </w:p>
+          <w:p>
+            <w:pPr>
+              <w:spacing w:after="120" w:before="0" w:line="276"/>
+            </w:pPr>
+            <w:r>
+              <w:rPr>
+                <w:color w:val="43535F"/>
+                <w:sz w:val="20"/>
+                <w:szCs w:val="20"/>
+              </w:rPr>
+              <w:t xml:space="preserve">El mismo esquema vale para la plantilla B0 de propiedades: ahí la foto ocupa de 0 a 1150 px y la franja blanca de datos va de 1150 a 1580.</w:t>
+            </w:r>
+          </w:p>
+          <w:p>
+            <w:pPr>
+              <w:spacing w:after="0" w:before="0" w:line="276"/>
+            </w:pPr>
+            <w:r>
+              <w:rPr>
+                <w:color w:val="43535F"/>
+                <w:sz w:val="20"/>
+                <w:szCs w:val="20"/>
+              </w:rPr>
+              <w:t xml:space="preserve">En 4:5 (1080 × 1350) y 1:1 (1080 × 1080) no hay zonas reservadas tan grandes, pero conviene dejar 60 px libres en los cuatro bordes.</w:t>
+            </w:r>
+          </w:p>
+        </w:tc>
+      </w:tr>
+    </w:tbl>
+    <w:p>
+      <w:pPr>
+        <w:spacing w:after="160"/>
       </w:pPr>
     </w:p>
     <w:p>
@@ -1747,6 +2430,1461 @@
           <w:sz w:val="24"/>
           <w:szCs w:val="24"/>
         </w:rPr>
+        <w:t xml:space="preserve">Especificaciones técnicas de Meta</w:t>
+      </w:r>
+    </w:p>
+    <w:tbl>
+      <w:tblPr>
+        <w:tblW w:type="dxa" w:w="9026"/>
+        <w:tblBorders>
+          <w:top w:val="single" w:color="auto" w:sz="4"/>
+          <w:left w:val="single" w:color="auto" w:sz="4"/>
+          <w:bottom w:val="single" w:color="auto" w:sz="4"/>
+          <w:right w:val="single" w:color="auto" w:sz="4"/>
+          <w:insideH w:val="single" w:color="auto" w:sz="4"/>
+          <w:insideV w:val="single" w:color="auto" w:sz="4"/>
+        </w:tblBorders>
+      </w:tblPr>
+      <w:tblGrid>
+        <w:gridCol w:w="1500"/>
+        <w:gridCol w:w="3300"/>
+        <w:gridCol w:w="4226"/>
+      </w:tblGrid>
+      <w:tr>
+        <w:trPr>
+          <w:tblHeader/>
+        </w:trPr>
+        <w:tc>
+          <w:tcPr>
+            <w:tcW w:type="dxa" w:w="1500"/>
+            <w:tcBorders>
+              <w:top w:val="single" w:color="D9E1E8" w:sz="4"/>
+              <w:left w:val="single" w:color="D9E1E8" w:sz="4"/>
+              <w:bottom w:val="single" w:color="D9E1E8" w:sz="4"/>
+              <w:right w:val="single" w:color="D9E1E8" w:sz="4"/>
+            </w:tcBorders>
+            <w:shd w:fill="EDF1F5" w:color="auto" w:val="clear"/>
+            <w:tcMar>
+              <w:top w:type="dxa" w:w="100"/>
+              <w:left w:type="dxa" w:w="140"/>
+              <w:bottom w:type="dxa" w:w="100"/>
+              <w:right w:type="dxa" w:w="140"/>
+            </w:tcMar>
+            <w:vAlign w:val="top"/>
+          </w:tcPr>
+          <w:p>
+            <w:pPr>
+              <w:spacing w:after="0" w:line="264"/>
+            </w:pPr>
+            <w:r>
+              <w:rPr>
+                <w:b/>
+                <w:bCs/>
+                <w:color w:val="6E7C89"/>
+                <w:sz w:val="15"/>
+                <w:szCs w:val="15"/>
+              </w:rPr>
+              <w:t xml:space="preserve">TIPO</w:t>
+            </w:r>
+          </w:p>
+        </w:tc>
+        <w:tc>
+          <w:tcPr>
+            <w:tcW w:type="dxa" w:w="3300"/>
+            <w:tcBorders>
+              <w:top w:val="single" w:color="D9E1E8" w:sz="4"/>
+              <w:left w:val="single" w:color="D9E1E8" w:sz="4"/>
+              <w:bottom w:val="single" w:color="D9E1E8" w:sz="4"/>
+              <w:right w:val="single" w:color="D9E1E8" w:sz="4"/>
+            </w:tcBorders>
+            <w:shd w:fill="EDF1F5" w:color="auto" w:val="clear"/>
+            <w:tcMar>
+              <w:top w:type="dxa" w:w="100"/>
+              <w:left w:type="dxa" w:w="140"/>
+              <w:bottom w:type="dxa" w:w="100"/>
+              <w:right w:type="dxa" w:w="140"/>
+            </w:tcMar>
+            <w:vAlign w:val="top"/>
+          </w:tcPr>
+          <w:p>
+            <w:pPr>
+              <w:spacing w:after="0" w:line="264"/>
+            </w:pPr>
+            <w:r>
+              <w:rPr>
+                <w:b/>
+                <w:bCs/>
+                <w:color w:val="6E7C89"/>
+                <w:sz w:val="15"/>
+                <w:szCs w:val="15"/>
+              </w:rPr>
+              <w:t xml:space="preserve">REQUISITO</w:t>
+            </w:r>
+          </w:p>
+        </w:tc>
+        <w:tc>
+          <w:tcPr>
+            <w:tcW w:type="dxa" w:w="4226"/>
+            <w:tcBorders>
+              <w:top w:val="single" w:color="D9E1E8" w:sz="4"/>
+              <w:left w:val="single" w:color="D9E1E8" w:sz="4"/>
+              <w:bottom w:val="single" w:color="D9E1E8" w:sz="4"/>
+              <w:right w:val="single" w:color="D9E1E8" w:sz="4"/>
+            </w:tcBorders>
+            <w:shd w:fill="EDF1F5" w:color="auto" w:val="clear"/>
+            <w:tcMar>
+              <w:top w:type="dxa" w:w="100"/>
+              <w:left w:type="dxa" w:w="140"/>
+              <w:bottom w:type="dxa" w:w="100"/>
+              <w:right w:type="dxa" w:w="140"/>
+            </w:tcMar>
+            <w:vAlign w:val="top"/>
+          </w:tcPr>
+          <w:p>
+            <w:pPr>
+              <w:spacing w:after="0" w:line="264"/>
+            </w:pPr>
+            <w:r>
+              <w:rPr>
+                <w:b/>
+                <w:bCs/>
+                <w:color w:val="6E7C89"/>
+                <w:sz w:val="15"/>
+                <w:szCs w:val="15"/>
+              </w:rPr>
+              <w:t xml:space="preserve">RECOMENDACIÓN</w:t>
+            </w:r>
+          </w:p>
+        </w:tc>
+      </w:tr>
+      <w:tr>
+        <w:tc>
+          <w:tcPr>
+            <w:tcW w:type="dxa" w:w="1500"/>
+            <w:tcBorders>
+              <w:top w:val="single" w:color="D9E1E8" w:sz="4"/>
+              <w:left w:val="single" w:color="D9E1E8" w:sz="4"/>
+              <w:bottom w:val="single" w:color="D9E1E8" w:sz="4"/>
+              <w:right w:val="single" w:color="D9E1E8" w:sz="4"/>
+            </w:tcBorders>
+            <w:tcMar>
+              <w:top w:type="dxa" w:w="100"/>
+              <w:left w:type="dxa" w:w="140"/>
+              <w:bottom w:type="dxa" w:w="100"/>
+              <w:right w:type="dxa" w:w="140"/>
+            </w:tcMar>
+            <w:vAlign w:val="top"/>
+          </w:tcPr>
+          <w:p>
+            <w:pPr>
+              <w:spacing w:after="0" w:line="264"/>
+            </w:pPr>
+            <w:r>
+              <w:rPr>
+                <w:b/>
+                <w:bCs/>
+                <w:color w:val="141D26"/>
+                <w:sz w:val="19"/>
+                <w:szCs w:val="19"/>
+              </w:rPr>
+              <w:t xml:space="preserve">Imagen</w:t>
+            </w:r>
+          </w:p>
+        </w:tc>
+        <w:tc>
+          <w:tcPr>
+            <w:tcW w:type="dxa" w:w="3300"/>
+            <w:tcBorders>
+              <w:top w:val="single" w:color="D9E1E8" w:sz="4"/>
+              <w:left w:val="single" w:color="D9E1E8" w:sz="4"/>
+              <w:bottom w:val="single" w:color="D9E1E8" w:sz="4"/>
+              <w:right w:val="single" w:color="D9E1E8" w:sz="4"/>
+            </w:tcBorders>
+            <w:tcMar>
+              <w:top w:type="dxa" w:w="100"/>
+              <w:left w:type="dxa" w:w="140"/>
+              <w:bottom w:type="dxa" w:w="100"/>
+              <w:right w:type="dxa" w:w="140"/>
+            </w:tcMar>
+            <w:vAlign w:val="top"/>
+          </w:tcPr>
+          <w:p>
+            <w:pPr>
+              <w:spacing w:after="0" w:line="264"/>
+            </w:pPr>
+            <w:r>
+              <w:rPr>
+                <w:b w:val="false"/>
+                <w:bCs w:val="false"/>
+                <w:color w:val="43535F"/>
+                <w:sz w:val="19"/>
+                <w:szCs w:val="19"/>
+              </w:rPr>
+              <w:t xml:space="preserve">JPG o PNG · hasta 30 MB · mínimo 1080 px de ancho</w:t>
+            </w:r>
+          </w:p>
+        </w:tc>
+        <w:tc>
+          <w:tcPr>
+            <w:tcW w:type="dxa" w:w="4226"/>
+            <w:tcBorders>
+              <w:top w:val="single" w:color="D9E1E8" w:sz="4"/>
+              <w:left w:val="single" w:color="D9E1E8" w:sz="4"/>
+              <w:bottom w:val="single" w:color="D9E1E8" w:sz="4"/>
+              <w:right w:val="single" w:color="D9E1E8" w:sz="4"/>
+            </w:tcBorders>
+            <w:tcMar>
+              <w:top w:type="dxa" w:w="100"/>
+              <w:left w:type="dxa" w:w="140"/>
+              <w:bottom w:type="dxa" w:w="100"/>
+              <w:right w:type="dxa" w:w="140"/>
+            </w:tcMar>
+            <w:vAlign w:val="top"/>
+          </w:tcPr>
+          <w:p>
+            <w:pPr>
+              <w:spacing w:after="0" w:line="264"/>
+            </w:pPr>
+            <w:r>
+              <w:rPr>
+                <w:b w:val="false"/>
+                <w:bCs w:val="false"/>
+                <w:color w:val="43535F"/>
+                <w:sz w:val="19"/>
+                <w:szCs w:val="19"/>
+              </w:rPr>
+              <w:t xml:space="preserve">JPG calidad 90, perfil sRGB, sin capas. 1080 × 1920, 1080 × 1350 o 1080 × 1080 exactos.</w:t>
+            </w:r>
+          </w:p>
+        </w:tc>
+      </w:tr>
+      <w:tr>
+        <w:tc>
+          <w:tcPr>
+            <w:tcW w:type="dxa" w:w="1500"/>
+            <w:tcBorders>
+              <w:top w:val="single" w:color="D9E1E8" w:sz="4"/>
+              <w:left w:val="single" w:color="D9E1E8" w:sz="4"/>
+              <w:bottom w:val="single" w:color="D9E1E8" w:sz="4"/>
+              <w:right w:val="single" w:color="D9E1E8" w:sz="4"/>
+            </w:tcBorders>
+            <w:tcMar>
+              <w:top w:type="dxa" w:w="100"/>
+              <w:left w:type="dxa" w:w="140"/>
+              <w:bottom w:type="dxa" w:w="100"/>
+              <w:right w:type="dxa" w:w="140"/>
+            </w:tcMar>
+            <w:vAlign w:val="top"/>
+          </w:tcPr>
+          <w:p>
+            <w:pPr>
+              <w:spacing w:after="0" w:line="264"/>
+            </w:pPr>
+            <w:r>
+              <w:rPr>
+                <w:b/>
+                <w:bCs/>
+                <w:color w:val="141D26"/>
+                <w:sz w:val="19"/>
+                <w:szCs w:val="19"/>
+              </w:rPr>
+              <w:t xml:space="preserve">Video</w:t>
+            </w:r>
+          </w:p>
+        </w:tc>
+        <w:tc>
+          <w:tcPr>
+            <w:tcW w:type="dxa" w:w="3300"/>
+            <w:tcBorders>
+              <w:top w:val="single" w:color="D9E1E8" w:sz="4"/>
+              <w:left w:val="single" w:color="D9E1E8" w:sz="4"/>
+              <w:bottom w:val="single" w:color="D9E1E8" w:sz="4"/>
+              <w:right w:val="single" w:color="D9E1E8" w:sz="4"/>
+            </w:tcBorders>
+            <w:tcMar>
+              <w:top w:type="dxa" w:w="100"/>
+              <w:left w:type="dxa" w:w="140"/>
+              <w:bottom w:type="dxa" w:w="100"/>
+              <w:right w:type="dxa" w:w="140"/>
+            </w:tcMar>
+            <w:vAlign w:val="top"/>
+          </w:tcPr>
+          <w:p>
+            <w:pPr>
+              <w:spacing w:after="0" w:line="264"/>
+            </w:pPr>
+            <w:r>
+              <w:rPr>
+                <w:b w:val="false"/>
+                <w:bCs w:val="false"/>
+                <w:color w:val="43535F"/>
+                <w:sz w:val="19"/>
+                <w:szCs w:val="19"/>
+              </w:rPr>
+              <w:t xml:space="preserve">MP4 o MOV · H.264 · hasta 4 GB · relación 9:16 exacta</w:t>
+            </w:r>
+          </w:p>
+        </w:tc>
+        <w:tc>
+          <w:tcPr>
+            <w:tcW w:type="dxa" w:w="4226"/>
+            <w:tcBorders>
+              <w:top w:val="single" w:color="D9E1E8" w:sz="4"/>
+              <w:left w:val="single" w:color="D9E1E8" w:sz="4"/>
+              <w:bottom w:val="single" w:color="D9E1E8" w:sz="4"/>
+              <w:right w:val="single" w:color="D9E1E8" w:sz="4"/>
+            </w:tcBorders>
+            <w:tcMar>
+              <w:top w:type="dxa" w:w="100"/>
+              <w:left w:type="dxa" w:w="140"/>
+              <w:bottom w:type="dxa" w:w="100"/>
+              <w:right w:type="dxa" w:w="140"/>
+            </w:tcMar>
+            <w:vAlign w:val="top"/>
+          </w:tcPr>
+          <w:p>
+            <w:pPr>
+              <w:spacing w:after="0" w:line="264"/>
+            </w:pPr>
+            <w:r>
+              <w:rPr>
+                <w:b w:val="false"/>
+                <w:bCs w:val="false"/>
+                <w:color w:val="43535F"/>
+                <w:sz w:val="19"/>
+                <w:szCs w:val="19"/>
+              </w:rPr>
+              <w:t xml:space="preserve">1080 × 1920, 30 fps, audio AAC 128 kbps, duración 15 a 20 s. Primer cuadro con el mensaje principal (es la miniatura).</w:t>
+            </w:r>
+          </w:p>
+        </w:tc>
+      </w:tr>
+      <w:tr>
+        <w:tc>
+          <w:tcPr>
+            <w:tcW w:type="dxa" w:w="1500"/>
+            <w:tcBorders>
+              <w:top w:val="single" w:color="D9E1E8" w:sz="4"/>
+              <w:left w:val="single" w:color="D9E1E8" w:sz="4"/>
+              <w:bottom w:val="single" w:color="D9E1E8" w:sz="4"/>
+              <w:right w:val="single" w:color="D9E1E8" w:sz="4"/>
+            </w:tcBorders>
+            <w:tcMar>
+              <w:top w:type="dxa" w:w="100"/>
+              <w:left w:type="dxa" w:w="140"/>
+              <w:bottom w:type="dxa" w:w="100"/>
+              <w:right w:type="dxa" w:w="140"/>
+            </w:tcMar>
+            <w:vAlign w:val="top"/>
+          </w:tcPr>
+          <w:p>
+            <w:pPr>
+              <w:spacing w:after="0" w:line="264"/>
+            </w:pPr>
+            <w:r>
+              <w:rPr>
+                <w:b/>
+                <w:bCs/>
+                <w:color w:val="141D26"/>
+                <w:sz w:val="19"/>
+                <w:szCs w:val="19"/>
+              </w:rPr>
+              <w:t xml:space="preserve">Carrusel</w:t>
+            </w:r>
+          </w:p>
+        </w:tc>
+        <w:tc>
+          <w:tcPr>
+            <w:tcW w:type="dxa" w:w="3300"/>
+            <w:tcBorders>
+              <w:top w:val="single" w:color="D9E1E8" w:sz="4"/>
+              <w:left w:val="single" w:color="D9E1E8" w:sz="4"/>
+              <w:bottom w:val="single" w:color="D9E1E8" w:sz="4"/>
+              <w:right w:val="single" w:color="D9E1E8" w:sz="4"/>
+            </w:tcBorders>
+            <w:tcMar>
+              <w:top w:type="dxa" w:w="100"/>
+              <w:left w:type="dxa" w:w="140"/>
+              <w:bottom w:type="dxa" w:w="100"/>
+              <w:right w:type="dxa" w:w="140"/>
+            </w:tcMar>
+            <w:vAlign w:val="top"/>
+          </w:tcPr>
+          <w:p>
+            <w:pPr>
+              <w:spacing w:after="0" w:line="264"/>
+            </w:pPr>
+            <w:r>
+              <w:rPr>
+                <w:b w:val="false"/>
+                <w:bCs w:val="false"/>
+                <w:color w:val="43535F"/>
+                <w:sz w:val="19"/>
+                <w:szCs w:val="19"/>
+              </w:rPr>
+              <w:t xml:space="preserve">2 a 10 tarjetas, todas del mismo tamaño</w:t>
+            </w:r>
+          </w:p>
+        </w:tc>
+        <w:tc>
+          <w:tcPr>
+            <w:tcW w:type="dxa" w:w="4226"/>
+            <w:tcBorders>
+              <w:top w:val="single" w:color="D9E1E8" w:sz="4"/>
+              <w:left w:val="single" w:color="D9E1E8" w:sz="4"/>
+              <w:bottom w:val="single" w:color="D9E1E8" w:sz="4"/>
+              <w:right w:val="single" w:color="D9E1E8" w:sz="4"/>
+            </w:tcBorders>
+            <w:tcMar>
+              <w:top w:type="dxa" w:w="100"/>
+              <w:left w:type="dxa" w:w="140"/>
+              <w:bottom w:type="dxa" w:w="100"/>
+              <w:right w:type="dxa" w:w="140"/>
+            </w:tcMar>
+            <w:vAlign w:val="top"/>
+          </w:tcPr>
+          <w:p>
+            <w:pPr>
+              <w:spacing w:after="0" w:line="264"/>
+            </w:pPr>
+            <w:r>
+              <w:rPr>
+                <w:b w:val="false"/>
+                <w:bCs w:val="false"/>
+                <w:color w:val="43535F"/>
+                <w:sz w:val="19"/>
+                <w:szCs w:val="19"/>
+              </w:rPr>
+              <w:t xml:space="preserve">1080 × 1080 todas; si una queda 1080 × 1350 Meta recorta las demás.</w:t>
+            </w:r>
+          </w:p>
+        </w:tc>
+      </w:tr>
+      <w:tr>
+        <w:tc>
+          <w:tcPr>
+            <w:tcW w:type="dxa" w:w="1500"/>
+            <w:tcBorders>
+              <w:top w:val="single" w:color="D9E1E8" w:sz="4"/>
+              <w:left w:val="single" w:color="D9E1E8" w:sz="4"/>
+              <w:bottom w:val="single" w:color="D9E1E8" w:sz="4"/>
+              <w:right w:val="single" w:color="D9E1E8" w:sz="4"/>
+            </w:tcBorders>
+            <w:tcMar>
+              <w:top w:type="dxa" w:w="100"/>
+              <w:left w:type="dxa" w:w="140"/>
+              <w:bottom w:type="dxa" w:w="100"/>
+              <w:right w:type="dxa" w:w="140"/>
+            </w:tcMar>
+            <w:vAlign w:val="top"/>
+          </w:tcPr>
+          <w:p>
+            <w:pPr>
+              <w:spacing w:after="0" w:line="264"/>
+            </w:pPr>
+            <w:r>
+              <w:rPr>
+                <w:b/>
+                <w:bCs/>
+                <w:color w:val="141D26"/>
+                <w:sz w:val="19"/>
+                <w:szCs w:val="19"/>
+              </w:rPr>
+              <w:t xml:space="preserve">Texto en imagen</w:t>
+            </w:r>
+          </w:p>
+        </w:tc>
+        <w:tc>
+          <w:tcPr>
+            <w:tcW w:type="dxa" w:w="3300"/>
+            <w:tcBorders>
+              <w:top w:val="single" w:color="D9E1E8" w:sz="4"/>
+              <w:left w:val="single" w:color="D9E1E8" w:sz="4"/>
+              <w:bottom w:val="single" w:color="D9E1E8" w:sz="4"/>
+              <w:right w:val="single" w:color="D9E1E8" w:sz="4"/>
+            </w:tcBorders>
+            <w:tcMar>
+              <w:top w:type="dxa" w:w="100"/>
+              <w:left w:type="dxa" w:w="140"/>
+              <w:bottom w:type="dxa" w:w="100"/>
+              <w:right w:type="dxa" w:w="140"/>
+            </w:tcMar>
+            <w:vAlign w:val="top"/>
+          </w:tcPr>
+          <w:p>
+            <w:pPr>
+              <w:spacing w:after="0" w:line="264"/>
+            </w:pPr>
+            <w:r>
+              <w:rPr>
+                <w:b w:val="false"/>
+                <w:bCs w:val="false"/>
+                <w:color w:val="43535F"/>
+                <w:sz w:val="19"/>
+                <w:szCs w:val="19"/>
+              </w:rPr>
+              <w:t xml:space="preserve">Ya no hay límite del 20%, pero Meta sigue bajando el alcance de imágenes muy cargadas</w:t>
+            </w:r>
+          </w:p>
+        </w:tc>
+        <w:tc>
+          <w:tcPr>
+            <w:tcW w:type="dxa" w:w="4226"/>
+            <w:tcBorders>
+              <w:top w:val="single" w:color="D9E1E8" w:sz="4"/>
+              <w:left w:val="single" w:color="D9E1E8" w:sz="4"/>
+              <w:bottom w:val="single" w:color="D9E1E8" w:sz="4"/>
+              <w:right w:val="single" w:color="D9E1E8" w:sz="4"/>
+            </w:tcBorders>
+            <w:tcMar>
+              <w:top w:type="dxa" w:w="100"/>
+              <w:left w:type="dxa" w:w="140"/>
+              <w:bottom w:type="dxa" w:w="100"/>
+              <w:right w:type="dxa" w:w="140"/>
+            </w:tcMar>
+            <w:vAlign w:val="top"/>
+          </w:tcPr>
+          <w:p>
+            <w:pPr>
+              <w:spacing w:after="0" w:line="264"/>
+            </w:pPr>
+            <w:r>
+              <w:rPr>
+                <w:b w:val="false"/>
+                <w:bCs w:val="false"/>
+                <w:color w:val="43535F"/>
+                <w:sz w:val="19"/>
+                <w:szCs w:val="19"/>
+              </w:rPr>
+              <w:t xml:space="preserve">Máximo titular + dato + franja. Nada más.</w:t>
+            </w:r>
+          </w:p>
+        </w:tc>
+      </w:tr>
+      <w:tr>
+        <w:tc>
+          <w:tcPr>
+            <w:tcW w:type="dxa" w:w="1500"/>
+            <w:tcBorders>
+              <w:top w:val="single" w:color="D9E1E8" w:sz="4"/>
+              <w:left w:val="single" w:color="D9E1E8" w:sz="4"/>
+              <w:bottom w:val="single" w:color="D9E1E8" w:sz="4"/>
+              <w:right w:val="single" w:color="D9E1E8" w:sz="4"/>
+            </w:tcBorders>
+            <w:tcMar>
+              <w:top w:type="dxa" w:w="100"/>
+              <w:left w:type="dxa" w:w="140"/>
+              <w:bottom w:type="dxa" w:w="100"/>
+              <w:right w:type="dxa" w:w="140"/>
+            </w:tcMar>
+            <w:vAlign w:val="top"/>
+          </w:tcPr>
+          <w:p>
+            <w:pPr>
+              <w:spacing w:after="0" w:line="264"/>
+            </w:pPr>
+            <w:r>
+              <w:rPr>
+                <w:b/>
+                <w:bCs/>
+                <w:color w:val="141D26"/>
+                <w:sz w:val="19"/>
+                <w:szCs w:val="19"/>
+              </w:rPr>
+              <w:t xml:space="preserve">Contraste</w:t>
+            </w:r>
+          </w:p>
+        </w:tc>
+        <w:tc>
+          <w:tcPr>
+            <w:tcW w:type="dxa" w:w="3300"/>
+            <w:tcBorders>
+              <w:top w:val="single" w:color="D9E1E8" w:sz="4"/>
+              <w:left w:val="single" w:color="D9E1E8" w:sz="4"/>
+              <w:bottom w:val="single" w:color="D9E1E8" w:sz="4"/>
+              <w:right w:val="single" w:color="D9E1E8" w:sz="4"/>
+            </w:tcBorders>
+            <w:tcMar>
+              <w:top w:type="dxa" w:w="100"/>
+              <w:left w:type="dxa" w:w="140"/>
+              <w:bottom w:type="dxa" w:w="100"/>
+              <w:right w:type="dxa" w:w="140"/>
+            </w:tcMar>
+            <w:vAlign w:val="top"/>
+          </w:tcPr>
+          <w:p>
+            <w:pPr>
+              <w:spacing w:after="0" w:line="264"/>
+            </w:pPr>
+            <w:r>
+              <w:rPr>
+                <w:b w:val="false"/>
+                <w:bCs w:val="false"/>
+                <w:color w:val="43535F"/>
+                <w:sz w:val="19"/>
+                <w:szCs w:val="19"/>
+              </w:rPr>
+              <w:t xml:space="preserve">Legible en pantalla de celular al sol</w:t>
+            </w:r>
+          </w:p>
+        </w:tc>
+        <w:tc>
+          <w:tcPr>
+            <w:tcW w:type="dxa" w:w="4226"/>
+            <w:tcBorders>
+              <w:top w:val="single" w:color="D9E1E8" w:sz="4"/>
+              <w:left w:val="single" w:color="D9E1E8" w:sz="4"/>
+              <w:bottom w:val="single" w:color="D9E1E8" w:sz="4"/>
+              <w:right w:val="single" w:color="D9E1E8" w:sz="4"/>
+            </w:tcBorders>
+            <w:tcMar>
+              <w:top w:type="dxa" w:w="100"/>
+              <w:left w:type="dxa" w:w="140"/>
+              <w:bottom w:type="dxa" w:w="100"/>
+              <w:right w:type="dxa" w:w="140"/>
+            </w:tcMar>
+            <w:vAlign w:val="top"/>
+          </w:tcPr>
+          <w:p>
+            <w:pPr>
+              <w:spacing w:after="0" w:line="264"/>
+            </w:pPr>
+            <w:r>
+              <w:rPr>
+                <w:b w:val="false"/>
+                <w:bCs w:val="false"/>
+                <w:color w:val="43535F"/>
+                <w:sz w:val="19"/>
+                <w:szCs w:val="19"/>
+              </w:rPr>
+              <w:t xml:space="preserve">Relación de contraste mínima 4,5:1 entre texto y fondo (se chequea en contrast-ratio.com).</w:t>
+            </w:r>
+          </w:p>
+        </w:tc>
+      </w:tr>
+      <w:tr>
+        <w:tc>
+          <w:tcPr>
+            <w:tcW w:type="dxa" w:w="1500"/>
+            <w:tcBorders>
+              <w:top w:val="single" w:color="D9E1E8" w:sz="4"/>
+              <w:left w:val="single" w:color="D9E1E8" w:sz="4"/>
+              <w:bottom w:val="single" w:color="D9E1E8" w:sz="4"/>
+              <w:right w:val="single" w:color="D9E1E8" w:sz="4"/>
+            </w:tcBorders>
+            <w:tcMar>
+              <w:top w:type="dxa" w:w="100"/>
+              <w:left w:type="dxa" w:w="140"/>
+              <w:bottom w:type="dxa" w:w="100"/>
+              <w:right w:type="dxa" w:w="140"/>
+            </w:tcMar>
+            <w:vAlign w:val="top"/>
+          </w:tcPr>
+          <w:p>
+            <w:pPr>
+              <w:spacing w:after="0" w:line="264"/>
+            </w:pPr>
+            <w:r>
+              <w:rPr>
+                <w:b/>
+                <w:bCs/>
+                <w:color w:val="141D26"/>
+                <w:sz w:val="19"/>
+                <w:szCs w:val="19"/>
+              </w:rPr>
+              <w:t xml:space="preserve">Versiones</w:t>
+            </w:r>
+          </w:p>
+        </w:tc>
+        <w:tc>
+          <w:tcPr>
+            <w:tcW w:type="dxa" w:w="3300"/>
+            <w:tcBorders>
+              <w:top w:val="single" w:color="D9E1E8" w:sz="4"/>
+              <w:left w:val="single" w:color="D9E1E8" w:sz="4"/>
+              <w:bottom w:val="single" w:color="D9E1E8" w:sz="4"/>
+              <w:right w:val="single" w:color="D9E1E8" w:sz="4"/>
+            </w:tcBorders>
+            <w:tcMar>
+              <w:top w:type="dxa" w:w="100"/>
+              <w:left w:type="dxa" w:w="140"/>
+              <w:bottom w:type="dxa" w:w="100"/>
+              <w:right w:type="dxa" w:w="140"/>
+            </w:tcMar>
+            <w:vAlign w:val="top"/>
+          </w:tcPr>
+          <w:p>
+            <w:pPr>
+              <w:spacing w:after="0" w:line="264"/>
+            </w:pPr>
+            <w:r>
+              <w:rPr>
+                <w:b w:val="false"/>
+                <w:bCs w:val="false"/>
+                <w:color w:val="43535F"/>
+                <w:sz w:val="19"/>
+                <w:szCs w:val="19"/>
+              </w:rPr>
+              <w:t xml:space="preserve">Meta puede recortar automáticamente si falta un formato</w:t>
+            </w:r>
+          </w:p>
+        </w:tc>
+        <w:tc>
+          <w:tcPr>
+            <w:tcW w:type="dxa" w:w="4226"/>
+            <w:tcBorders>
+              <w:top w:val="single" w:color="D9E1E8" w:sz="4"/>
+              <w:left w:val="single" w:color="D9E1E8" w:sz="4"/>
+              <w:bottom w:val="single" w:color="D9E1E8" w:sz="4"/>
+              <w:right w:val="single" w:color="D9E1E8" w:sz="4"/>
+            </w:tcBorders>
+            <w:tcMar>
+              <w:top w:type="dxa" w:w="100"/>
+              <w:left w:type="dxa" w:w="140"/>
+              <w:bottom w:type="dxa" w:w="100"/>
+              <w:right w:type="dxa" w:w="140"/>
+            </w:tcMar>
+            <w:vAlign w:val="top"/>
+          </w:tcPr>
+          <w:p>
+            <w:pPr>
+              <w:spacing w:after="0" w:line="264"/>
+            </w:pPr>
+            <w:r>
+              <w:rPr>
+                <w:b w:val="false"/>
+                <w:bCs w:val="false"/>
+                <w:color w:val="43535F"/>
+                <w:sz w:val="19"/>
+                <w:szCs w:val="19"/>
+              </w:rPr>
+              <w:t xml:space="preserve">Entregar siempre los formatos pedidos; no confiar en el recorte automático, que corta el precio o el logo.</w:t>
+            </w:r>
+          </w:p>
+        </w:tc>
+      </w:tr>
+    </w:tbl>
+    <w:p>
+      <w:pPr>
+        <w:spacing w:after="160"/>
+      </w:pPr>
+    </w:p>
+    <w:p>
+      <w:pPr>
+        <w:pStyle w:val="Heading2"/>
+        <w:spacing w:after="140" w:before="320"/>
+      </w:pPr>
+      <w:r>
+        <w:rPr>
+          <w:b/>
+          <w:bCs/>
+          <w:color w:val="141D26"/>
+          <w:sz w:val="24"/>
+          <w:szCs w:val="24"/>
+        </w:rPr>
+        <w:t xml:space="preserve">Qué fotos pedir (para las piezas de propiedades)</w:t>
+      </w:r>
+    </w:p>
+    <w:p>
+      <w:pPr>
+        <w:pStyle w:val="ListParagraph"/>
+        <w:numPr>
+          <w:ilvl w:val="0"/>
+          <w:numId w:val="2"/>
+        </w:numPr>
+        <w:spacing w:after="70" w:line="276"/>
+      </w:pPr>
+      <w:r>
+        <w:rPr>
+          <w:b/>
+          <w:bCs/>
+          <w:color w:val="141D26"/>
+          <w:sz w:val="20"/>
+          <w:szCs w:val="20"/>
+        </w:rPr>
+        <w:t xml:space="preserve">Una toma vertical del mejor ambiente</w:t>
+      </w:r>
+      <w:r>
+        <w:rPr>
+          <w:color w:val="43535F"/>
+          <w:sz w:val="20"/>
+          <w:szCs w:val="20"/>
+        </w:rPr>
+        <w:t xml:space="preserve"> (living o cocina integrada, con ventana a la vista), desde la puerta, a la altura del pecho, celular o cámara en vertical. Es la foto que va arriba en la plantilla 9:16.</w:t>
+      </w:r>
+    </w:p>
+    <w:p>
+      <w:pPr>
+        <w:pStyle w:val="ListParagraph"/>
+        <w:numPr>
+          <w:ilvl w:val="0"/>
+          <w:numId w:val="2"/>
+        </w:numPr>
+        <w:spacing w:after="70" w:line="276"/>
+      </w:pPr>
+      <w:r>
+        <w:rPr>
+          <w:b/>
+          <w:bCs/>
+          <w:color w:val="141D26"/>
+          <w:sz w:val="20"/>
+          <w:szCs w:val="20"/>
+        </w:rPr>
+        <w:t xml:space="preserve">Una toma horizontal del mismo ambiente</w:t>
+      </w:r>
+      <w:r>
+        <w:rPr>
+          <w:color w:val="43535F"/>
+          <w:sz w:val="20"/>
+          <w:szCs w:val="20"/>
+        </w:rPr>
+        <w:t xml:space="preserve"> para 1:1 y 4:5.</w:t>
+      </w:r>
+    </w:p>
+    <w:p>
+      <w:pPr>
+        <w:pStyle w:val="ListParagraph"/>
+        <w:numPr>
+          <w:ilvl w:val="0"/>
+          <w:numId w:val="2"/>
+        </w:numPr>
+        <w:spacing w:after="70" w:line="276"/>
+      </w:pPr>
+      <w:r>
+        <w:rPr>
+          <w:b/>
+          <w:bCs/>
+          <w:color w:val="141D26"/>
+          <w:sz w:val="20"/>
+          <w:szCs w:val="20"/>
+        </w:rPr>
+        <w:t xml:space="preserve">Fachada de día</w:t>
+      </w:r>
+      <w:r>
+        <w:rPr>
+          <w:color w:val="43535F"/>
+          <w:sz w:val="20"/>
+          <w:szCs w:val="20"/>
+        </w:rPr>
+        <w:t xml:space="preserve">, desde la vereda de enfrente, sin autos tapando la entrada, cielo despejado si se puede.</w:t>
+      </w:r>
+    </w:p>
+    <w:p>
+      <w:pPr>
+        <w:pStyle w:val="ListParagraph"/>
+        <w:numPr>
+          <w:ilvl w:val="0"/>
+          <w:numId w:val="2"/>
+        </w:numPr>
+        <w:spacing w:after="70" w:line="276"/>
+      </w:pPr>
+      <w:r>
+        <w:rPr>
+          <w:b/>
+          <w:bCs/>
+          <w:color w:val="141D26"/>
+          <w:sz w:val="20"/>
+          <w:szCs w:val="20"/>
+        </w:rPr>
+        <w:t xml:space="preserve">Patio, terraza o balcón</w:t>
+      </w:r>
+      <w:r>
+        <w:rPr>
+          <w:color w:val="43535F"/>
+          <w:sz w:val="20"/>
+          <w:szCs w:val="20"/>
+        </w:rPr>
+        <w:t xml:space="preserve"> si la propiedad lo tiene: es lo que más decide el clic en PH y casas.</w:t>
+      </w:r>
+    </w:p>
+    <w:p>
+      <w:pPr>
+        <w:pStyle w:val="ListParagraph"/>
+        <w:numPr>
+          <w:ilvl w:val="0"/>
+          <w:numId w:val="2"/>
+        </w:numPr>
+        <w:spacing w:after="70" w:line="276"/>
+      </w:pPr>
+      <w:r>
+        <w:rPr>
+          <w:b/>
+          <w:bCs/>
+          <w:color w:val="141D26"/>
+          <w:sz w:val="20"/>
+          <w:szCs w:val="20"/>
+        </w:rPr>
+        <w:t xml:space="preserve">Sin personas, sin mascotas, sin objetos personales</w:t>
+      </w:r>
+      <w:r>
+        <w:rPr>
+          <w:color w:val="43535F"/>
+          <w:sz w:val="20"/>
+          <w:szCs w:val="20"/>
+        </w:rPr>
+        <w:t xml:space="preserve"> (fotos, ropa, productos de limpieza). Luces prendidas, persianas levantadas.</w:t>
+      </w:r>
+    </w:p>
+    <w:p>
+      <w:pPr>
+        <w:pStyle w:val="ListParagraph"/>
+        <w:numPr>
+          <w:ilvl w:val="0"/>
+          <w:numId w:val="2"/>
+        </w:numPr>
+        <w:spacing w:after="70" w:line="276"/>
+      </w:pPr>
+      <w:r>
+        <w:rPr>
+          <w:b/>
+          <w:bCs/>
+          <w:color w:val="141D26"/>
+          <w:sz w:val="20"/>
+          <w:szCs w:val="20"/>
+        </w:rPr>
+        <w:t xml:space="preserve">Fotos a resolución original</w:t>
+      </w:r>
+      <w:r>
+        <w:rPr>
+          <w:color w:val="43535F"/>
+          <w:sz w:val="20"/>
+          <w:szCs w:val="20"/>
+        </w:rPr>
+        <w:t xml:space="preserve"> (mínimo 2000 px de ancho). Las comprimidas de WhatsApp no sirven para 1080 × 1920.</w:t>
+      </w:r>
+    </w:p>
+    <w:p>
+      <w:pPr>
+        <w:spacing w:after="160"/>
+      </w:pPr>
+    </w:p>
+    <w:p>
+      <w:pPr>
+        <w:pStyle w:val="Heading2"/>
+        <w:spacing w:after="140" w:before="320"/>
+      </w:pPr>
+      <w:r>
+        <w:rPr>
+          <w:b/>
+          <w:bCs/>
+          <w:color w:val="141D26"/>
+          <w:sz w:val="24"/>
+          <w:szCs w:val="24"/>
+        </w:rPr>
+        <w:t xml:space="preserve">Preguntas frecuentes</w:t>
+      </w:r>
+    </w:p>
+    <w:tbl>
+      <w:tblPr>
+        <w:tblW w:type="dxa" w:w="9026"/>
+        <w:tblBorders>
+          <w:top w:val="single" w:color="auto" w:sz="4"/>
+          <w:left w:val="single" w:color="auto" w:sz="4"/>
+          <w:bottom w:val="single" w:color="auto" w:sz="4"/>
+          <w:right w:val="single" w:color="auto" w:sz="4"/>
+          <w:insideH w:val="single" w:color="auto" w:sz="4"/>
+          <w:insideV w:val="single" w:color="auto" w:sz="4"/>
+        </w:tblBorders>
+      </w:tblPr>
+      <w:tblGrid>
+        <w:gridCol w:w="3000"/>
+        <w:gridCol w:w="6026"/>
+      </w:tblGrid>
+      <w:tr>
+        <w:tc>
+          <w:tcPr>
+            <w:tcW w:type="dxa" w:w="3000"/>
+            <w:tcBorders>
+              <w:top w:val="single" w:color="D9E1E8" w:sz="4"/>
+              <w:left w:val="single" w:color="D9E1E8" w:sz="4"/>
+              <w:bottom w:val="single" w:color="D9E1E8" w:sz="4"/>
+              <w:right w:val="single" w:color="D9E1E8" w:sz="4"/>
+            </w:tcBorders>
+            <w:tcMar>
+              <w:top w:type="dxa" w:w="100"/>
+              <w:left w:type="dxa" w:w="140"/>
+              <w:bottom w:type="dxa" w:w="100"/>
+              <w:right w:type="dxa" w:w="140"/>
+            </w:tcMar>
+            <w:vAlign w:val="top"/>
+          </w:tcPr>
+          <w:p>
+            <w:pPr>
+              <w:spacing w:after="0" w:line="264"/>
+            </w:pPr>
+            <w:r>
+              <w:rPr>
+                <w:b/>
+                <w:bCs/>
+                <w:color w:val="141D26"/>
+                <w:sz w:val="19"/>
+                <w:szCs w:val="19"/>
+              </w:rPr>
+              <w:t xml:space="preserve">¿Puedo usar Canva?</w:t>
+            </w:r>
+          </w:p>
+        </w:tc>
+        <w:tc>
+          <w:tcPr>
+            <w:tcW w:type="dxa" w:w="6026"/>
+            <w:tcBorders>
+              <w:top w:val="single" w:color="D9E1E8" w:sz="4"/>
+              <w:left w:val="single" w:color="D9E1E8" w:sz="4"/>
+              <w:bottom w:val="single" w:color="D9E1E8" w:sz="4"/>
+              <w:right w:val="single" w:color="D9E1E8" w:sz="4"/>
+            </w:tcBorders>
+            <w:tcMar>
+              <w:top w:type="dxa" w:w="100"/>
+              <w:left w:type="dxa" w:w="140"/>
+              <w:bottom w:type="dxa" w:w="100"/>
+              <w:right w:type="dxa" w:w="140"/>
+            </w:tcMar>
+            <w:vAlign w:val="top"/>
+          </w:tcPr>
+          <w:p>
+            <w:pPr>
+              <w:spacing w:after="0" w:line="264"/>
+            </w:pPr>
+            <w:r>
+              <w:rPr>
+                <w:b w:val="false"/>
+                <w:bCs w:val="false"/>
+                <w:color w:val="43535F"/>
+                <w:sz w:val="19"/>
+                <w:szCs w:val="19"/>
+              </w:rPr>
+              <w:t xml:space="preserve">Sí. Conviene para la plantilla B0: una vez armada, cada propiedad se baja en 10 minutos. Exportar siempre en JPG, calidad alta, tamaño exacto.</w:t>
+            </w:r>
+          </w:p>
+        </w:tc>
+      </w:tr>
+      <w:tr>
+        <w:tc>
+          <w:tcPr>
+            <w:tcW w:type="dxa" w:w="3000"/>
+            <w:tcBorders>
+              <w:top w:val="single" w:color="D9E1E8" w:sz="4"/>
+              <w:left w:val="single" w:color="D9E1E8" w:sz="4"/>
+              <w:bottom w:val="single" w:color="D9E1E8" w:sz="4"/>
+              <w:right w:val="single" w:color="D9E1E8" w:sz="4"/>
+            </w:tcBorders>
+            <w:tcMar>
+              <w:top w:type="dxa" w:w="100"/>
+              <w:left w:type="dxa" w:w="140"/>
+              <w:bottom w:type="dxa" w:w="100"/>
+              <w:right w:type="dxa" w:w="140"/>
+            </w:tcMar>
+            <w:vAlign w:val="top"/>
+          </w:tcPr>
+          <w:p>
+            <w:pPr>
+              <w:spacing w:after="0" w:line="264"/>
+            </w:pPr>
+            <w:r>
+              <w:rPr>
+                <w:b/>
+                <w:bCs/>
+                <w:color w:val="141D26"/>
+                <w:sz w:val="19"/>
+                <w:szCs w:val="19"/>
+              </w:rPr>
+              <w:t xml:space="preserve">¿Qué tipografía uso?</w:t>
+            </w:r>
+          </w:p>
+        </w:tc>
+        <w:tc>
+          <w:tcPr>
+            <w:tcW w:type="dxa" w:w="6026"/>
+            <w:tcBorders>
+              <w:top w:val="single" w:color="D9E1E8" w:sz="4"/>
+              <w:left w:val="single" w:color="D9E1E8" w:sz="4"/>
+              <w:bottom w:val="single" w:color="D9E1E8" w:sz="4"/>
+              <w:right w:val="single" w:color="D9E1E8" w:sz="4"/>
+            </w:tcBorders>
+            <w:tcMar>
+              <w:top w:type="dxa" w:w="100"/>
+              <w:left w:type="dxa" w:w="140"/>
+              <w:bottom w:type="dxa" w:w="100"/>
+              <w:right w:type="dxa" w:w="140"/>
+            </w:tcMar>
+            <w:vAlign w:val="top"/>
+          </w:tcPr>
+          <w:p>
+            <w:pPr>
+              <w:spacing w:after="0" w:line="264"/>
+            </w:pPr>
+            <w:r>
+              <w:rPr>
+                <w:b w:val="false"/>
+                <w:bCs w:val="false"/>
+                <w:color w:val="43535F"/>
+                <w:sz w:val="19"/>
+                <w:szCs w:val="19"/>
+              </w:rPr>
+              <w:t xml:space="preserve">La de marca si existe. Si no, Montserrat (títulos y números) e Inter (textos). Nunca más de dos tipografías por pieza.</w:t>
+            </w:r>
+          </w:p>
+        </w:tc>
+      </w:tr>
+      <w:tr>
+        <w:tc>
+          <w:tcPr>
+            <w:tcW w:type="dxa" w:w="3000"/>
+            <w:tcBorders>
+              <w:top w:val="single" w:color="D9E1E8" w:sz="4"/>
+              <w:left w:val="single" w:color="D9E1E8" w:sz="4"/>
+              <w:bottom w:val="single" w:color="D9E1E8" w:sz="4"/>
+              <w:right w:val="single" w:color="D9E1E8" w:sz="4"/>
+            </w:tcBorders>
+            <w:tcMar>
+              <w:top w:type="dxa" w:w="100"/>
+              <w:left w:type="dxa" w:w="140"/>
+              <w:bottom w:type="dxa" w:w="100"/>
+              <w:right w:type="dxa" w:w="140"/>
+            </w:tcMar>
+            <w:vAlign w:val="top"/>
+          </w:tcPr>
+          <w:p>
+            <w:pPr>
+              <w:spacing w:after="0" w:line="264"/>
+            </w:pPr>
+            <w:r>
+              <w:rPr>
+                <w:b/>
+                <w:bCs/>
+                <w:color w:val="141D26"/>
+                <w:sz w:val="19"/>
+                <w:szCs w:val="19"/>
+              </w:rPr>
+              <w:t xml:space="preserve">¿Puedo cambiar el texto del anuncio?</w:t>
+            </w:r>
+          </w:p>
+        </w:tc>
+        <w:tc>
+          <w:tcPr>
+            <w:tcW w:type="dxa" w:w="6026"/>
+            <w:tcBorders>
+              <w:top w:val="single" w:color="D9E1E8" w:sz="4"/>
+              <w:left w:val="single" w:color="D9E1E8" w:sz="4"/>
+              <w:bottom w:val="single" w:color="D9E1E8" w:sz="4"/>
+              <w:right w:val="single" w:color="D9E1E8" w:sz="4"/>
+            </w:tcBorders>
+            <w:tcMar>
+              <w:top w:type="dxa" w:w="100"/>
+              <w:left w:type="dxa" w:w="140"/>
+              <w:bottom w:type="dxa" w:w="100"/>
+              <w:right w:type="dxa" w:w="140"/>
+            </w:tcMar>
+            <w:vAlign w:val="top"/>
+          </w:tcPr>
+          <w:p>
+            <w:pPr>
+              <w:spacing w:after="0" w:line="264"/>
+            </w:pPr>
+            <w:r>
+              <w:rPr>
+                <w:b w:val="false"/>
+                <w:bCs w:val="false"/>
+                <w:color w:val="43535F"/>
+                <w:sz w:val="19"/>
+                <w:szCs w:val="19"/>
+              </w:rPr>
+              <w:t xml:space="preserve">El texto dentro de la imagen, dentro de lo que dice cada ficha, sí. El texto principal, titular y botón del anuncio los carga Gonzalo tal como están en este brief; si tenés una idea mejor, proponela antes de producir.</w:t>
+            </w:r>
+          </w:p>
+        </w:tc>
+      </w:tr>
+      <w:tr>
+        <w:tc>
+          <w:tcPr>
+            <w:tcW w:type="dxa" w:w="3000"/>
+            <w:tcBorders>
+              <w:top w:val="single" w:color="D9E1E8" w:sz="4"/>
+              <w:left w:val="single" w:color="D9E1E8" w:sz="4"/>
+              <w:bottom w:val="single" w:color="D9E1E8" w:sz="4"/>
+              <w:right w:val="single" w:color="D9E1E8" w:sz="4"/>
+            </w:tcBorders>
+            <w:tcMar>
+              <w:top w:type="dxa" w:w="100"/>
+              <w:left w:type="dxa" w:w="140"/>
+              <w:bottom w:type="dxa" w:w="100"/>
+              <w:right w:type="dxa" w:w="140"/>
+            </w:tcMar>
+            <w:vAlign w:val="top"/>
+          </w:tcPr>
+          <w:p>
+            <w:pPr>
+              <w:spacing w:after="0" w:line="264"/>
+            </w:pPr>
+            <w:r>
+              <w:rPr>
+                <w:b/>
+                <w:bCs/>
+                <w:color w:val="141D26"/>
+                <w:sz w:val="19"/>
+                <w:szCs w:val="19"/>
+              </w:rPr>
+              <w:t xml:space="preserve">¿Y si una propiedad no es apta crédito?</w:t>
+            </w:r>
+          </w:p>
+        </w:tc>
+        <w:tc>
+          <w:tcPr>
+            <w:tcW w:type="dxa" w:w="6026"/>
+            <w:tcBorders>
+              <w:top w:val="single" w:color="D9E1E8" w:sz="4"/>
+              <w:left w:val="single" w:color="D9E1E8" w:sz="4"/>
+              <w:bottom w:val="single" w:color="D9E1E8" w:sz="4"/>
+              <w:right w:val="single" w:color="D9E1E8" w:sz="4"/>
+            </w:tcBorders>
+            <w:tcMar>
+              <w:top w:type="dxa" w:w="100"/>
+              <w:left w:type="dxa" w:w="140"/>
+              <w:bottom w:type="dxa" w:w="100"/>
+              <w:right w:type="dxa" w:w="140"/>
+            </w:tcMar>
+            <w:vAlign w:val="top"/>
+          </w:tcPr>
+          <w:p>
+            <w:pPr>
+              <w:spacing w:after="0" w:line="264"/>
+            </w:pPr>
+            <w:r>
+              <w:rPr>
+                <w:b w:val="false"/>
+                <w:bCs w:val="false"/>
+                <w:color w:val="43535F"/>
+                <w:sz w:val="19"/>
+                <w:szCs w:val="19"/>
+              </w:rPr>
+              <w:t xml:space="preserve">No va etiqueta. Nunca poner «consultar» ni «a confirmar» en la imagen.</w:t>
+            </w:r>
+          </w:p>
+        </w:tc>
+      </w:tr>
+      <w:tr>
+        <w:tc>
+          <w:tcPr>
+            <w:tcW w:type="dxa" w:w="3000"/>
+            <w:tcBorders>
+              <w:top w:val="single" w:color="D9E1E8" w:sz="4"/>
+              <w:left w:val="single" w:color="D9E1E8" w:sz="4"/>
+              <w:bottom w:val="single" w:color="D9E1E8" w:sz="4"/>
+              <w:right w:val="single" w:color="D9E1E8" w:sz="4"/>
+            </w:tcBorders>
+            <w:tcMar>
+              <w:top w:type="dxa" w:w="100"/>
+              <w:left w:type="dxa" w:w="140"/>
+              <w:bottom w:type="dxa" w:w="100"/>
+              <w:right w:type="dxa" w:w="140"/>
+            </w:tcMar>
+            <w:vAlign w:val="top"/>
+          </w:tcPr>
+          <w:p>
+            <w:pPr>
+              <w:spacing w:after="0" w:line="264"/>
+            </w:pPr>
+            <w:r>
+              <w:rPr>
+                <w:b/>
+                <w:bCs/>
+                <w:color w:val="141D26"/>
+                <w:sz w:val="19"/>
+                <w:szCs w:val="19"/>
+              </w:rPr>
+              <w:t xml:space="preserve">¿Qué hago si el dato de m² cambia?</w:t>
+            </w:r>
+          </w:p>
+        </w:tc>
+        <w:tc>
+          <w:tcPr>
+            <w:tcW w:type="dxa" w:w="6026"/>
+            <w:tcBorders>
+              <w:top w:val="single" w:color="D9E1E8" w:sz="4"/>
+              <w:left w:val="single" w:color="D9E1E8" w:sz="4"/>
+              <w:bottom w:val="single" w:color="D9E1E8" w:sz="4"/>
+              <w:right w:val="single" w:color="D9E1E8" w:sz="4"/>
+            </w:tcBorders>
+            <w:tcMar>
+              <w:top w:type="dxa" w:w="100"/>
+              <w:left w:type="dxa" w:w="140"/>
+              <w:bottom w:type="dxa" w:w="100"/>
+              <w:right w:type="dxa" w:w="140"/>
+            </w:tcMar>
+            <w:vAlign w:val="top"/>
+          </w:tcPr>
+          <w:p>
+            <w:pPr>
+              <w:spacing w:after="0" w:line="264"/>
+            </w:pPr>
+            <w:r>
+              <w:rPr>
+                <w:b w:val="false"/>
+                <w:bCs w:val="false"/>
+                <w:color w:val="43535F"/>
+                <w:sz w:val="19"/>
+                <w:szCs w:val="19"/>
+              </w:rPr>
+              <w:t xml:space="preserve">El valor es de octubre 2026. Si la pieza sale en diciembre o después, pedir el valor nuevo antes de exportar.</w:t>
+            </w:r>
+          </w:p>
+        </w:tc>
+      </w:tr>
+      <w:tr>
+        <w:tc>
+          <w:tcPr>
+            <w:tcW w:type="dxa" w:w="3000"/>
+            <w:tcBorders>
+              <w:top w:val="single" w:color="D9E1E8" w:sz="4"/>
+              <w:left w:val="single" w:color="D9E1E8" w:sz="4"/>
+              <w:bottom w:val="single" w:color="D9E1E8" w:sz="4"/>
+              <w:right w:val="single" w:color="D9E1E8" w:sz="4"/>
+            </w:tcBorders>
+            <w:tcMar>
+              <w:top w:type="dxa" w:w="100"/>
+              <w:left w:type="dxa" w:w="140"/>
+              <w:bottom w:type="dxa" w:w="100"/>
+              <w:right w:type="dxa" w:w="140"/>
+            </w:tcMar>
+            <w:vAlign w:val="top"/>
+          </w:tcPr>
+          <w:p>
+            <w:pPr>
+              <w:spacing w:after="0" w:line="264"/>
+            </w:pPr>
+            <w:r>
+              <w:rPr>
+                <w:b/>
+                <w:bCs/>
+                <w:color w:val="141D26"/>
+                <w:sz w:val="19"/>
+                <w:szCs w:val="19"/>
+              </w:rPr>
+              <w:t xml:space="preserve">¿Dónde subo las piezas?</w:t>
+            </w:r>
+          </w:p>
+        </w:tc>
+        <w:tc>
+          <w:tcPr>
+            <w:tcW w:type="dxa" w:w="6026"/>
+            <w:tcBorders>
+              <w:top w:val="single" w:color="D9E1E8" w:sz="4"/>
+              <w:left w:val="single" w:color="D9E1E8" w:sz="4"/>
+              <w:bottom w:val="single" w:color="D9E1E8" w:sz="4"/>
+              <w:right w:val="single" w:color="D9E1E8" w:sz="4"/>
+            </w:tcBorders>
+            <w:tcMar>
+              <w:top w:type="dxa" w:w="100"/>
+              <w:left w:type="dxa" w:w="140"/>
+              <w:bottom w:type="dxa" w:w="100"/>
+              <w:right w:type="dxa" w:w="140"/>
+            </w:tcMar>
+            <w:vAlign w:val="top"/>
+          </w:tcPr>
+          <w:p>
+            <w:pPr>
+              <w:spacing w:after="0" w:line="264"/>
+            </w:pPr>
+            <w:r>
+              <w:rPr>
+                <w:b w:val="false"/>
+                <w:bCs w:val="false"/>
+                <w:color w:val="43535F"/>
+                <w:sz w:val="19"/>
+                <w:szCs w:val="19"/>
+              </w:rPr>
+              <w:t xml:space="preserve">Carpeta de Drive «META · Creativos · 2026-11», una subcarpeta por bloque (A, B, C, D, E). Al subir, avisar por WhatsApp con el código de la pieza.</w:t>
+            </w:r>
+          </w:p>
+        </w:tc>
+      </w:tr>
+      <w:tr>
+        <w:tc>
+          <w:tcPr>
+            <w:tcW w:type="dxa" w:w="3000"/>
+            <w:tcBorders>
+              <w:top w:val="single" w:color="D9E1E8" w:sz="4"/>
+              <w:left w:val="single" w:color="D9E1E8" w:sz="4"/>
+              <w:bottom w:val="single" w:color="D9E1E8" w:sz="4"/>
+              <w:right w:val="single" w:color="D9E1E8" w:sz="4"/>
+            </w:tcBorders>
+            <w:tcMar>
+              <w:top w:type="dxa" w:w="100"/>
+              <w:left w:type="dxa" w:w="140"/>
+              <w:bottom w:type="dxa" w:w="100"/>
+              <w:right w:type="dxa" w:w="140"/>
+            </w:tcMar>
+            <w:vAlign w:val="top"/>
+          </w:tcPr>
+          <w:p>
+            <w:pPr>
+              <w:spacing w:after="0" w:line="264"/>
+            </w:pPr>
+            <w:r>
+              <w:rPr>
+                <w:b/>
+                <w:bCs/>
+                <w:color w:val="141D26"/>
+                <w:sz w:val="19"/>
+                <w:szCs w:val="19"/>
+              </w:rPr>
+              <w:t xml:space="preserve">¿Puedo entregar una pieza antes que las otras del bloque?</w:t>
+            </w:r>
+          </w:p>
+        </w:tc>
+        <w:tc>
+          <w:tcPr>
+            <w:tcW w:type="dxa" w:w="6026"/>
+            <w:tcBorders>
+              <w:top w:val="single" w:color="D9E1E8" w:sz="4"/>
+              <w:left w:val="single" w:color="D9E1E8" w:sz="4"/>
+              <w:bottom w:val="single" w:color="D9E1E8" w:sz="4"/>
+              <w:right w:val="single" w:color="D9E1E8" w:sz="4"/>
+            </w:tcBorders>
+            <w:tcMar>
+              <w:top w:type="dxa" w:w="100"/>
+              <w:left w:type="dxa" w:w="140"/>
+              <w:bottom w:type="dxa" w:w="100"/>
+              <w:right w:type="dxa" w:w="140"/>
+            </w:tcMar>
+            <w:vAlign w:val="top"/>
+          </w:tcPr>
+          <w:p>
+            <w:pPr>
+              <w:spacing w:after="0" w:line="264"/>
+            </w:pPr>
+            <w:r>
+              <w:rPr>
+                <w:b w:val="false"/>
+                <w:bCs w:val="false"/>
+                <w:color w:val="43535F"/>
+                <w:sz w:val="19"/>
+                <w:szCs w:val="19"/>
+              </w:rPr>
+              <w:t xml:space="preserve">Sí, y es lo que conviene. Cada pieza que llega se puede publicar sola.</w:t>
+            </w:r>
+          </w:p>
+        </w:tc>
+      </w:tr>
+    </w:tbl>
+    <w:p>
+      <w:pPr>
+        <w:spacing w:after="160"/>
+      </w:pPr>
+    </w:p>
+    <w:p>
+      <w:pPr>
+        <w:pStyle w:val="Heading2"/>
+        <w:spacing w:after="140" w:before="320"/>
+      </w:pPr>
+      <w:r>
+        <w:rPr>
+          <w:b/>
+          <w:bCs/>
+          <w:color w:val="141D26"/>
+          <w:sz w:val="24"/>
+          <w:szCs w:val="24"/>
+        </w:rPr>
         <w:t xml:space="preserve">Datos fijos de marca (copiar tal cual)</w:t>
       </w:r>
     </w:p>
@@ -2621,7 +4759,7 @@
           <w:sz w:val="17"/>
           <w:szCs w:val="17"/>
         </w:rPr>
-        <w:t xml:space="preserve">2 variantes (casa y departamento) × 3 formatos = 6 archivos · prioridad 1 · entrega: viernes de esta semana</w:t>
+        <w:t xml:space="preserve">2 variantes (casa y departamento) × 3 formatos = 6 archivos · prioridad 1 · entrega: A1-b departamento 9:16 el martes 3/11; el resto el viernes 6/11</w:t>
       </w:r>
     </w:p>
     <w:tbl>
@@ -3433,7 +5571,7 @@
           <w:sz w:val="17"/>
           <w:szCs w:val="17"/>
         </w:rPr>
-        <w:t xml:space="preserve">5 tarjetas 1:1 (1080 × 1080) · prioridad 1 · entrega: viernes de esta semana</w:t>
+        <w:t xml:space="preserve">5 tarjetas 1:1 (1080 × 1080) · prioridad 1 · entrega: viernes 6/11</w:t>
       </w:r>
     </w:p>
     <w:tbl>
@@ -4212,7 +6350,7 @@
           <w:sz w:val="17"/>
           <w:szCs w:val="17"/>
         </w:rPr>
-        <w:t xml:space="preserve">1 video 9:16, 15 segundos, con subtítulos · prioridad 2 · entrega: semana 2</w:t>
+        <w:t xml:space="preserve">1 video 9:16, 15 segundos, con subtítulos · prioridad 2 · entrega: viernes 13/11 (guion aprobado antes de grabar)</w:t>
       </w:r>
     </w:p>
     <w:tbl>
@@ -4872,7 +7010,7 @@
           <w:sz w:val="17"/>
           <w:szCs w:val="17"/>
         </w:rPr>
-        <w:t xml:space="preserve">1 imagen × 2 formatos (4:5 y 9:16) · prioridad 3 · entrega: semana 3</w:t>
+        <w:t xml:space="preserve">1 imagen × 2 formatos (4:5 y 9:16) · prioridad 3 · entrega: viernes 20/11</w:t>
       </w:r>
     </w:p>
     <w:tbl>
@@ -5301,7 +7439,7 @@
           <w:sz w:val="17"/>
           <w:szCs w:val="17"/>
         </w:rPr>
-        <w:t xml:space="preserve">1 plantilla editable (Canva, Figma o PSD) · prioridad 1 · entrega: miércoles de esta semana</w:t>
+        <w:t xml:space="preserve">1 plantilla editable (Canva, Figma o PSD) · prioridad 1 · entrega: miércoles 4/11</w:t>
       </w:r>
     </w:p>
     <w:tbl>
@@ -5732,7 +7870,7 @@
           <w:sz w:val="17"/>
           <w:szCs w:val="17"/>
         </w:rPr>
-        <w:t xml:space="preserve">7 imágenes 9:16 con la plantilla B0 · prioridad 1 · entrega: viernes de esta semana</w:t>
+        <w:t xml:space="preserve">7 imágenes 9:16 con la plantilla B0 · prioridad 1 · entrega: viernes 6/11 (Pichincha 3020 primero)</w:t>
       </w:r>
     </w:p>
     <w:tbl>
@@ -6698,7 +8836,7 @@
           <w:sz w:val="17"/>
           <w:szCs w:val="17"/>
         </w:rPr>
-        <w:t xml:space="preserve">3 fichas en 1:1, 4:5 y 9:16 con la plantilla B0 = 9 archivos · prioridad 2 · entrega: semana 2</w:t>
+        <w:t xml:space="preserve">3 fichas en 1:1, 4:5 y 9:16 con la plantilla B0 = 9 archivos · prioridad 2 · entrega: viernes 13/11</w:t>
       </w:r>
     </w:p>
     <w:tbl>
@@ -7023,7 +9161,7 @@
           <w:sz w:val="17"/>
           <w:szCs w:val="17"/>
         </w:rPr>
-        <w:t xml:space="preserve">6 tarjetas 1:1 (5 propiedades + 1 cierre) · prioridad 2 · entrega: semana 2</w:t>
+        <w:t xml:space="preserve">6 tarjetas 1:1 (5 propiedades + 1 cierre) · prioridad 2 · entrega: viernes 13/11</w:t>
       </w:r>
     </w:p>
     <w:tbl>
@@ -7648,7 +9786,7 @@
           <w:sz w:val="17"/>
           <w:szCs w:val="17"/>
         </w:rPr>
-        <w:t xml:space="preserve">1 video 9:16, 20 segundos, subtítulos · prioridad 3 · entrega: semana 3</w:t>
+        <w:t xml:space="preserve">1 video 9:16, 20 segundos, subtítulos · prioridad 3 · entrega: viernes 20/11</w:t>
       </w:r>
     </w:p>
     <w:tbl>
@@ -8790,7 +10928,7 @@
                 <w:sz w:val="19"/>
                 <w:szCs w:val="19"/>
               </w:rPr>
-              <w:t xml:space="preserve">Semana 1 (hasta el 2/11)</w:t>
+              <w:t xml:space="preserve">Semana 1 (lunes 2 al viernes 6/11)</w:t>
             </w:r>
           </w:p>
         </w:tc>
@@ -8823,7 +10961,7 @@
                 <w:sz w:val="19"/>
                 <w:szCs w:val="19"/>
               </w:rPr>
-              <w:t xml:space="preserve">B0 plantilla · A1 (a y b, 3 formatos) · A2 carrusel · B1 las 7 de WhatsApp</w:t>
+              <w:t xml:space="preserve">Martes 3: A1-b depto 9:16 · Miércoles 4: B0 plantilla · Viernes 6: resto de A1, A2 carrusel, B1 las 7 de WhatsApp</w:t>
             </w:r>
           </w:p>
         </w:tc>
@@ -8924,7 +11062,7 @@
                 <w:sz w:val="19"/>
                 <w:szCs w:val="19"/>
               </w:rPr>
-              <w:t xml:space="preserve">Semana 2 (hasta el 9/11)</w:t>
+              <w:t xml:space="preserve">Semana 2 (9 al 13/11)</w:t>
             </w:r>
           </w:p>
         </w:tc>
@@ -9058,7 +11196,7 @@
                 <w:sz w:val="19"/>
                 <w:szCs w:val="19"/>
               </w:rPr>
-              <w:t xml:space="preserve">Semana 3 (hasta el 16/11)</w:t>
+              <w:t xml:space="preserve">Semana 3 (16 al 20/11)</w:t>
             </w:r>
           </w:p>
         </w:tc>
@@ -9465,6 +11603,1494 @@
     <w:p>
       <w:pPr>
         <w:spacing w:after="160"/>
+      </w:pPr>
+    </w:p>
+    <w:p>
+      <w:r>
+        <w:br w:type="page"/>
+      </w:r>
+    </w:p>
+    <w:p>
+      <w:pPr>
+        <w:spacing w:after="0" w:before="460"/>
+      </w:pPr>
+      <w:r>
+        <w:rPr>
+          <w:rFonts w:ascii="Consolas" w:cs="Consolas" w:eastAsia="Consolas" w:hAnsi="Consolas"/>
+          <w:b/>
+          <w:bCs/>
+          <w:color w:val="6E7C89"/>
+          <w:sz w:val="15"/>
+          <w:szCs w:val="15"/>
+        </w:rPr>
+        <w:t xml:space="preserve">ANEXO</w:t>
+      </w:r>
+    </w:p>
+    <w:p>
+      <w:pPr>
+        <w:pStyle w:val="Heading1"/>
+        <w:pBdr>
+          <w:bottom w:val="single" w:color="141D26" w:sz="12"/>
+        </w:pBdr>
+        <w:spacing w:after="200" w:before="60"/>
+      </w:pPr>
+      <w:r>
+        <w:rPr>
+          <w:b/>
+          <w:bCs/>
+          <w:color w:val="141D26"/>
+          <w:sz w:val="30"/>
+          <w:szCs w:val="30"/>
+        </w:rPr>
+        <w:t xml:space="preserve">Textos de los anuncios, listos para copiar</w:t>
+      </w:r>
+    </w:p>
+    <w:p>
+      <w:pPr>
+        <w:spacing w:after="200" w:before="0" w:line="276"/>
+      </w:pPr>
+      <w:r>
+        <w:rPr>
+          <w:color w:val="43535F"/>
+          <w:sz w:val="20"/>
+          <w:szCs w:val="20"/>
+        </w:rPr>
+        <w:t xml:space="preserve">Cada pieza se entrega junto con un archivo de texto con estas tres líneas, para que quien carga en Ads Manager copie y pegue sin reescribir. Son los mismos textos de las fichas, juntos en un solo lugar.</w:t>
+      </w:r>
+    </w:p>
+    <w:tbl>
+      <w:tblPr>
+        <w:tblW w:type="dxa" w:w="9026"/>
+        <w:tblBorders>
+          <w:top w:val="single" w:color="auto" w:sz="4"/>
+          <w:left w:val="single" w:color="auto" w:sz="4"/>
+          <w:bottom w:val="single" w:color="auto" w:sz="4"/>
+          <w:right w:val="single" w:color="auto" w:sz="4"/>
+          <w:insideH w:val="single" w:color="auto" w:sz="4"/>
+          <w:insideV w:val="single" w:color="auto" w:sz="4"/>
+        </w:tblBorders>
+      </w:tblPr>
+      <w:tblGrid>
+        <w:gridCol w:w="1500"/>
+        <w:gridCol w:w="3826"/>
+        <w:gridCol w:w="2100"/>
+        <w:gridCol w:w="1600"/>
+      </w:tblGrid>
+      <w:tr>
+        <w:trPr>
+          <w:tblHeader/>
+        </w:trPr>
+        <w:tc>
+          <w:tcPr>
+            <w:tcW w:type="dxa" w:w="1500"/>
+            <w:tcBorders>
+              <w:top w:val="single" w:color="D9E1E8" w:sz="4"/>
+              <w:left w:val="single" w:color="D9E1E8" w:sz="4"/>
+              <w:bottom w:val="single" w:color="D9E1E8" w:sz="4"/>
+              <w:right w:val="single" w:color="D9E1E8" w:sz="4"/>
+            </w:tcBorders>
+            <w:shd w:fill="EDF1F5" w:color="auto" w:val="clear"/>
+            <w:tcMar>
+              <w:top w:type="dxa" w:w="100"/>
+              <w:left w:type="dxa" w:w="140"/>
+              <w:bottom w:type="dxa" w:w="100"/>
+              <w:right w:type="dxa" w:w="140"/>
+            </w:tcMar>
+            <w:vAlign w:val="top"/>
+          </w:tcPr>
+          <w:p>
+            <w:pPr>
+              <w:spacing w:after="0" w:line="264"/>
+            </w:pPr>
+            <w:r>
+              <w:rPr>
+                <w:b/>
+                <w:bCs/>
+                <w:color w:val="6E7C89"/>
+                <w:sz w:val="15"/>
+                <w:szCs w:val="15"/>
+              </w:rPr>
+              <w:t xml:space="preserve">PIEZA</w:t>
+            </w:r>
+          </w:p>
+        </w:tc>
+        <w:tc>
+          <w:tcPr>
+            <w:tcW w:type="dxa" w:w="3826"/>
+            <w:tcBorders>
+              <w:top w:val="single" w:color="D9E1E8" w:sz="4"/>
+              <w:left w:val="single" w:color="D9E1E8" w:sz="4"/>
+              <w:bottom w:val="single" w:color="D9E1E8" w:sz="4"/>
+              <w:right w:val="single" w:color="D9E1E8" w:sz="4"/>
+            </w:tcBorders>
+            <w:shd w:fill="EDF1F5" w:color="auto" w:val="clear"/>
+            <w:tcMar>
+              <w:top w:type="dxa" w:w="100"/>
+              <w:left w:type="dxa" w:w="140"/>
+              <w:bottom w:type="dxa" w:w="100"/>
+              <w:right w:type="dxa" w:w="140"/>
+            </w:tcMar>
+            <w:vAlign w:val="top"/>
+          </w:tcPr>
+          <w:p>
+            <w:pPr>
+              <w:spacing w:after="0" w:line="264"/>
+            </w:pPr>
+            <w:r>
+              <w:rPr>
+                <w:b/>
+                <w:bCs/>
+                <w:color w:val="6E7C89"/>
+                <w:sz w:val="15"/>
+                <w:szCs w:val="15"/>
+              </w:rPr>
+              <w:t xml:space="preserve">TEXTO PRINCIPAL</w:t>
+            </w:r>
+          </w:p>
+        </w:tc>
+        <w:tc>
+          <w:tcPr>
+            <w:tcW w:type="dxa" w:w="2100"/>
+            <w:tcBorders>
+              <w:top w:val="single" w:color="D9E1E8" w:sz="4"/>
+              <w:left w:val="single" w:color="D9E1E8" w:sz="4"/>
+              <w:bottom w:val="single" w:color="D9E1E8" w:sz="4"/>
+              <w:right w:val="single" w:color="D9E1E8" w:sz="4"/>
+            </w:tcBorders>
+            <w:shd w:fill="EDF1F5" w:color="auto" w:val="clear"/>
+            <w:tcMar>
+              <w:top w:type="dxa" w:w="100"/>
+              <w:left w:type="dxa" w:w="140"/>
+              <w:bottom w:type="dxa" w:w="100"/>
+              <w:right w:type="dxa" w:w="140"/>
+            </w:tcMar>
+            <w:vAlign w:val="top"/>
+          </w:tcPr>
+          <w:p>
+            <w:pPr>
+              <w:spacing w:after="0" w:line="264"/>
+            </w:pPr>
+            <w:r>
+              <w:rPr>
+                <w:b/>
+                <w:bCs/>
+                <w:color w:val="6E7C89"/>
+                <w:sz w:val="15"/>
+                <w:szCs w:val="15"/>
+              </w:rPr>
+              <w:t xml:space="preserve">TITULAR</w:t>
+            </w:r>
+          </w:p>
+        </w:tc>
+        <w:tc>
+          <w:tcPr>
+            <w:tcW w:type="dxa" w:w="1600"/>
+            <w:tcBorders>
+              <w:top w:val="single" w:color="D9E1E8" w:sz="4"/>
+              <w:left w:val="single" w:color="D9E1E8" w:sz="4"/>
+              <w:bottom w:val="single" w:color="D9E1E8" w:sz="4"/>
+              <w:right w:val="single" w:color="D9E1E8" w:sz="4"/>
+            </w:tcBorders>
+            <w:shd w:fill="EDF1F5" w:color="auto" w:val="clear"/>
+            <w:tcMar>
+              <w:top w:type="dxa" w:w="100"/>
+              <w:left w:type="dxa" w:w="140"/>
+              <w:bottom w:type="dxa" w:w="100"/>
+              <w:right w:type="dxa" w:w="140"/>
+            </w:tcMar>
+            <w:vAlign w:val="top"/>
+          </w:tcPr>
+          <w:p>
+            <w:pPr>
+              <w:spacing w:after="0" w:line="264"/>
+            </w:pPr>
+            <w:r>
+              <w:rPr>
+                <w:b/>
+                <w:bCs/>
+                <w:color w:val="6E7C89"/>
+                <w:sz w:val="15"/>
+                <w:szCs w:val="15"/>
+              </w:rPr>
+              <w:t xml:space="preserve">BOTÓN</w:t>
+            </w:r>
+          </w:p>
+        </w:tc>
+      </w:tr>
+      <w:tr>
+        <w:tc>
+          <w:tcPr>
+            <w:tcW w:type="dxa" w:w="1500"/>
+            <w:tcBorders>
+              <w:top w:val="single" w:color="D9E1E8" w:sz="4"/>
+              <w:left w:val="single" w:color="D9E1E8" w:sz="4"/>
+              <w:bottom w:val="single" w:color="D9E1E8" w:sz="4"/>
+              <w:right w:val="single" w:color="D9E1E8" w:sz="4"/>
+            </w:tcBorders>
+            <w:tcMar>
+              <w:top w:type="dxa" w:w="100"/>
+              <w:left w:type="dxa" w:w="140"/>
+              <w:bottom w:type="dxa" w:w="100"/>
+              <w:right w:type="dxa" w:w="140"/>
+            </w:tcMar>
+            <w:vAlign w:val="top"/>
+          </w:tcPr>
+          <w:p>
+            <w:pPr>
+              <w:spacing w:after="0" w:line="264"/>
+            </w:pPr>
+            <w:r>
+              <w:rPr>
+                <w:b/>
+                <w:bCs/>
+                <w:color w:val="141D26"/>
+                <w:sz w:val="19"/>
+                <w:szCs w:val="19"/>
+              </w:rPr>
+              <w:t xml:space="preserve">A1 · Vendedores imagen</w:t>
+            </w:r>
+          </w:p>
+        </w:tc>
+        <w:tc>
+          <w:tcPr>
+            <w:tcW w:type="dxa" w:w="3826"/>
+            <w:tcBorders>
+              <w:top w:val="single" w:color="D9E1E8" w:sz="4"/>
+              <w:left w:val="single" w:color="D9E1E8" w:sz="4"/>
+              <w:bottom w:val="single" w:color="D9E1E8" w:sz="4"/>
+              <w:right w:val="single" w:color="D9E1E8" w:sz="4"/>
+            </w:tcBorders>
+            <w:tcMar>
+              <w:top w:type="dxa" w:w="100"/>
+              <w:left w:type="dxa" w:w="140"/>
+              <w:bottom w:type="dxa" w:w="100"/>
+              <w:right w:type="dxa" w:w="140"/>
+            </w:tcMar>
+            <w:vAlign w:val="top"/>
+          </w:tcPr>
+          <w:p>
+            <w:pPr>
+              <w:spacing w:after="0" w:line="264"/>
+            </w:pPr>
+            <w:r>
+              <w:rPr>
+                <w:b w:val="false"/>
+                <w:bCs w:val="false"/>
+                <w:color w:val="43535F"/>
+                <w:sz w:val="19"/>
+                <w:szCs w:val="19"/>
+              </w:rPr>
+              <w:t xml:space="preserve">¿Tenés una propiedad en Lanús Este y querés saber cuánto vale hoy? Te hacemos la tasación sin cargo y sin compromiso: visitamos, comparamos con lo que se está vendiendo en tu cuadra y en 48 hs tenés el informe firmado por un martillero colegiado. Escribinos por WhatsApp y coordinamos.</w:t>
+            </w:r>
+          </w:p>
+        </w:tc>
+        <w:tc>
+          <w:tcPr>
+            <w:tcW w:type="dxa" w:w="2100"/>
+            <w:tcBorders>
+              <w:top w:val="single" w:color="D9E1E8" w:sz="4"/>
+              <w:left w:val="single" w:color="D9E1E8" w:sz="4"/>
+              <w:bottom w:val="single" w:color="D9E1E8" w:sz="4"/>
+              <w:right w:val="single" w:color="D9E1E8" w:sz="4"/>
+            </w:tcBorders>
+            <w:tcMar>
+              <w:top w:type="dxa" w:w="100"/>
+              <w:left w:type="dxa" w:w="140"/>
+              <w:bottom w:type="dxa" w:w="100"/>
+              <w:right w:type="dxa" w:w="140"/>
+            </w:tcMar>
+            <w:vAlign w:val="top"/>
+          </w:tcPr>
+          <w:p>
+            <w:pPr>
+              <w:spacing w:after="0" w:line="264"/>
+            </w:pPr>
+            <w:r>
+              <w:rPr>
+                <w:b w:val="false"/>
+                <w:bCs w:val="false"/>
+                <w:color w:val="43535F"/>
+                <w:sz w:val="19"/>
+                <w:szCs w:val="19"/>
+              </w:rPr>
+              <w:t xml:space="preserve">Tasación sin cargo en 48 hs</w:t>
+            </w:r>
+          </w:p>
+        </w:tc>
+        <w:tc>
+          <w:tcPr>
+            <w:tcW w:type="dxa" w:w="1600"/>
+            <w:tcBorders>
+              <w:top w:val="single" w:color="D9E1E8" w:sz="4"/>
+              <w:left w:val="single" w:color="D9E1E8" w:sz="4"/>
+              <w:bottom w:val="single" w:color="D9E1E8" w:sz="4"/>
+              <w:right w:val="single" w:color="D9E1E8" w:sz="4"/>
+            </w:tcBorders>
+            <w:tcMar>
+              <w:top w:type="dxa" w:w="100"/>
+              <w:left w:type="dxa" w:w="140"/>
+              <w:bottom w:type="dxa" w:w="100"/>
+              <w:right w:type="dxa" w:w="140"/>
+            </w:tcMar>
+            <w:vAlign w:val="top"/>
+          </w:tcPr>
+          <w:p>
+            <w:pPr>
+              <w:spacing w:after="0" w:line="264"/>
+            </w:pPr>
+            <w:r>
+              <w:rPr>
+                <w:b w:val="false"/>
+                <w:bCs w:val="false"/>
+                <w:color w:val="43535F"/>
+                <w:sz w:val="19"/>
+                <w:szCs w:val="19"/>
+              </w:rPr>
+              <w:t xml:space="preserve">Enviar mensaje de WhatsApp</w:t>
+            </w:r>
+          </w:p>
+        </w:tc>
+      </w:tr>
+      <w:tr>
+        <w:tc>
+          <w:tcPr>
+            <w:tcW w:type="dxa" w:w="1500"/>
+            <w:tcBorders>
+              <w:top w:val="single" w:color="D9E1E8" w:sz="4"/>
+              <w:left w:val="single" w:color="D9E1E8" w:sz="4"/>
+              <w:bottom w:val="single" w:color="D9E1E8" w:sz="4"/>
+              <w:right w:val="single" w:color="D9E1E8" w:sz="4"/>
+            </w:tcBorders>
+            <w:tcMar>
+              <w:top w:type="dxa" w:w="100"/>
+              <w:left w:type="dxa" w:w="140"/>
+              <w:bottom w:type="dxa" w:w="100"/>
+              <w:right w:type="dxa" w:w="140"/>
+            </w:tcMar>
+            <w:vAlign w:val="top"/>
+          </w:tcPr>
+          <w:p>
+            <w:pPr>
+              <w:spacing w:after="0" w:line="264"/>
+            </w:pPr>
+            <w:r>
+              <w:rPr>
+                <w:b/>
+                <w:bCs/>
+                <w:color w:val="141D26"/>
+                <w:sz w:val="19"/>
+                <w:szCs w:val="19"/>
+              </w:rPr>
+              <w:t xml:space="preserve">A2 · Vendedores carrusel</w:t>
+            </w:r>
+          </w:p>
+        </w:tc>
+        <w:tc>
+          <w:tcPr>
+            <w:tcW w:type="dxa" w:w="3826"/>
+            <w:tcBorders>
+              <w:top w:val="single" w:color="D9E1E8" w:sz="4"/>
+              <w:left w:val="single" w:color="D9E1E8" w:sz="4"/>
+              <w:bottom w:val="single" w:color="D9E1E8" w:sz="4"/>
+              <w:right w:val="single" w:color="D9E1E8" w:sz="4"/>
+            </w:tcBorders>
+            <w:tcMar>
+              <w:top w:type="dxa" w:w="100"/>
+              <w:left w:type="dxa" w:w="140"/>
+              <w:bottom w:type="dxa" w:w="100"/>
+              <w:right w:type="dxa" w:w="140"/>
+            </w:tcMar>
+            <w:vAlign w:val="top"/>
+          </w:tcPr>
+          <w:p>
+            <w:pPr>
+              <w:spacing w:after="0" w:line="264"/>
+            </w:pPr>
+            <w:r>
+              <w:rPr>
+                <w:b w:val="false"/>
+                <w:bCs w:val="false"/>
+                <w:color w:val="43535F"/>
+                <w:sz w:val="19"/>
+                <w:szCs w:val="19"/>
+              </w:rPr>
+              <w:t xml:space="preserve">Antes de decidir, conocé el valor real de tu propiedad. Estos son los valores promedio de publicación en Lanús Este este mes. Si querés saber cuánto vale la tuya, te hacemos la tasación sin cargo en 48 hs.</w:t>
+            </w:r>
+          </w:p>
+        </w:tc>
+        <w:tc>
+          <w:tcPr>
+            <w:tcW w:type="dxa" w:w="2100"/>
+            <w:tcBorders>
+              <w:top w:val="single" w:color="D9E1E8" w:sz="4"/>
+              <w:left w:val="single" w:color="D9E1E8" w:sz="4"/>
+              <w:bottom w:val="single" w:color="D9E1E8" w:sz="4"/>
+              <w:right w:val="single" w:color="D9E1E8" w:sz="4"/>
+            </w:tcBorders>
+            <w:tcMar>
+              <w:top w:type="dxa" w:w="100"/>
+              <w:left w:type="dxa" w:w="140"/>
+              <w:bottom w:type="dxa" w:w="100"/>
+              <w:right w:type="dxa" w:w="140"/>
+            </w:tcMar>
+            <w:vAlign w:val="top"/>
+          </w:tcPr>
+          <w:p>
+            <w:pPr>
+              <w:spacing w:after="0" w:line="264"/>
+            </w:pPr>
+            <w:r>
+              <w:rPr>
+                <w:b w:val="false"/>
+                <w:bCs w:val="false"/>
+                <w:color w:val="43535F"/>
+                <w:sz w:val="19"/>
+                <w:szCs w:val="19"/>
+              </w:rPr>
+              <w:t xml:space="preserve">T1 ¿Cuánto vale tu propiedad? · T2 Departamentos · USD 1.711/m² · T3 Casas y PH · USD 725 y 671/m² · T4 Así trabajamos · T5 Tasación sin cargo</w:t>
+            </w:r>
+          </w:p>
+        </w:tc>
+        <w:tc>
+          <w:tcPr>
+            <w:tcW w:type="dxa" w:w="1600"/>
+            <w:tcBorders>
+              <w:top w:val="single" w:color="D9E1E8" w:sz="4"/>
+              <w:left w:val="single" w:color="D9E1E8" w:sz="4"/>
+              <w:bottom w:val="single" w:color="D9E1E8" w:sz="4"/>
+              <w:right w:val="single" w:color="D9E1E8" w:sz="4"/>
+            </w:tcBorders>
+            <w:tcMar>
+              <w:top w:type="dxa" w:w="100"/>
+              <w:left w:type="dxa" w:w="140"/>
+              <w:bottom w:type="dxa" w:w="100"/>
+              <w:right w:type="dxa" w:w="140"/>
+            </w:tcMar>
+            <w:vAlign w:val="top"/>
+          </w:tcPr>
+          <w:p>
+            <w:pPr>
+              <w:spacing w:after="0" w:line="264"/>
+            </w:pPr>
+            <w:r>
+              <w:rPr>
+                <w:b w:val="false"/>
+                <w:bCs w:val="false"/>
+                <w:color w:val="43535F"/>
+                <w:sz w:val="19"/>
+                <w:szCs w:val="19"/>
+              </w:rPr>
+              <w:t xml:space="preserve">Enviar mensaje de WhatsApp</w:t>
+            </w:r>
+          </w:p>
+        </w:tc>
+      </w:tr>
+      <w:tr>
+        <w:tc>
+          <w:tcPr>
+            <w:tcW w:type="dxa" w:w="1500"/>
+            <w:tcBorders>
+              <w:top w:val="single" w:color="D9E1E8" w:sz="4"/>
+              <w:left w:val="single" w:color="D9E1E8" w:sz="4"/>
+              <w:bottom w:val="single" w:color="D9E1E8" w:sz="4"/>
+              <w:right w:val="single" w:color="D9E1E8" w:sz="4"/>
+            </w:tcBorders>
+            <w:tcMar>
+              <w:top w:type="dxa" w:w="100"/>
+              <w:left w:type="dxa" w:w="140"/>
+              <w:bottom w:type="dxa" w:w="100"/>
+              <w:right w:type="dxa" w:w="140"/>
+            </w:tcMar>
+            <w:vAlign w:val="top"/>
+          </w:tcPr>
+          <w:p>
+            <w:pPr>
+              <w:spacing w:after="0" w:line="264"/>
+            </w:pPr>
+            <w:r>
+              <w:rPr>
+                <w:b/>
+                <w:bCs/>
+                <w:color w:val="141D26"/>
+                <w:sz w:val="19"/>
+                <w:szCs w:val="19"/>
+              </w:rPr>
+              <w:t xml:space="preserve">A3 · Vendedores reel</w:t>
+            </w:r>
+          </w:p>
+        </w:tc>
+        <w:tc>
+          <w:tcPr>
+            <w:tcW w:type="dxa" w:w="3826"/>
+            <w:tcBorders>
+              <w:top w:val="single" w:color="D9E1E8" w:sz="4"/>
+              <w:left w:val="single" w:color="D9E1E8" w:sz="4"/>
+              <w:bottom w:val="single" w:color="D9E1E8" w:sz="4"/>
+              <w:right w:val="single" w:color="D9E1E8" w:sz="4"/>
+            </w:tcBorders>
+            <w:tcMar>
+              <w:top w:type="dxa" w:w="100"/>
+              <w:left w:type="dxa" w:w="140"/>
+              <w:bottom w:type="dxa" w:w="100"/>
+              <w:right w:type="dxa" w:w="140"/>
+            </w:tcMar>
+            <w:vAlign w:val="top"/>
+          </w:tcPr>
+          <w:p>
+            <w:pPr>
+              <w:spacing w:after="0" w:line="264"/>
+            </w:pPr>
+            <w:r>
+              <w:rPr>
+                <w:b w:val="false"/>
+                <w:bCs w:val="false"/>
+                <w:color w:val="43535F"/>
+                <w:sz w:val="19"/>
+                <w:szCs w:val="19"/>
+              </w:rPr>
+              <w:t xml:space="preserve">Mismo texto que A1.</w:t>
+            </w:r>
+          </w:p>
+        </w:tc>
+        <w:tc>
+          <w:tcPr>
+            <w:tcW w:type="dxa" w:w="2100"/>
+            <w:tcBorders>
+              <w:top w:val="single" w:color="D9E1E8" w:sz="4"/>
+              <w:left w:val="single" w:color="D9E1E8" w:sz="4"/>
+              <w:bottom w:val="single" w:color="D9E1E8" w:sz="4"/>
+              <w:right w:val="single" w:color="D9E1E8" w:sz="4"/>
+            </w:tcBorders>
+            <w:tcMar>
+              <w:top w:type="dxa" w:w="100"/>
+              <w:left w:type="dxa" w:w="140"/>
+              <w:bottom w:type="dxa" w:w="100"/>
+              <w:right w:type="dxa" w:w="140"/>
+            </w:tcMar>
+            <w:vAlign w:val="top"/>
+          </w:tcPr>
+          <w:p>
+            <w:pPr>
+              <w:spacing w:after="0" w:line="264"/>
+            </w:pPr>
+            <w:r>
+              <w:rPr>
+                <w:b w:val="false"/>
+                <w:bCs w:val="false"/>
+                <w:color w:val="43535F"/>
+                <w:sz w:val="19"/>
+                <w:szCs w:val="19"/>
+              </w:rPr>
+              <w:t xml:space="preserve">Tasación sin cargo en 48 hs</w:t>
+            </w:r>
+          </w:p>
+        </w:tc>
+        <w:tc>
+          <w:tcPr>
+            <w:tcW w:type="dxa" w:w="1600"/>
+            <w:tcBorders>
+              <w:top w:val="single" w:color="D9E1E8" w:sz="4"/>
+              <w:left w:val="single" w:color="D9E1E8" w:sz="4"/>
+              <w:bottom w:val="single" w:color="D9E1E8" w:sz="4"/>
+              <w:right w:val="single" w:color="D9E1E8" w:sz="4"/>
+            </w:tcBorders>
+            <w:tcMar>
+              <w:top w:type="dxa" w:w="100"/>
+              <w:left w:type="dxa" w:w="140"/>
+              <w:bottom w:type="dxa" w:w="100"/>
+              <w:right w:type="dxa" w:w="140"/>
+            </w:tcMar>
+            <w:vAlign w:val="top"/>
+          </w:tcPr>
+          <w:p>
+            <w:pPr>
+              <w:spacing w:after="0" w:line="264"/>
+            </w:pPr>
+            <w:r>
+              <w:rPr>
+                <w:b w:val="false"/>
+                <w:bCs w:val="false"/>
+                <w:color w:val="43535F"/>
+                <w:sz w:val="19"/>
+                <w:szCs w:val="19"/>
+              </w:rPr>
+              <w:t xml:space="preserve">Enviar mensaje de WhatsApp</w:t>
+            </w:r>
+          </w:p>
+        </w:tc>
+      </w:tr>
+      <w:tr>
+        <w:tc>
+          <w:tcPr>
+            <w:tcW w:type="dxa" w:w="1500"/>
+            <w:tcBorders>
+              <w:top w:val="single" w:color="D9E1E8" w:sz="4"/>
+              <w:left w:val="single" w:color="D9E1E8" w:sz="4"/>
+              <w:bottom w:val="single" w:color="D9E1E8" w:sz="4"/>
+              <w:right w:val="single" w:color="D9E1E8" w:sz="4"/>
+            </w:tcBorders>
+            <w:tcMar>
+              <w:top w:type="dxa" w:w="100"/>
+              <w:left w:type="dxa" w:w="140"/>
+              <w:bottom w:type="dxa" w:w="100"/>
+              <w:right w:type="dxa" w:w="140"/>
+            </w:tcMar>
+            <w:vAlign w:val="top"/>
+          </w:tcPr>
+          <w:p>
+            <w:pPr>
+              <w:spacing w:after="0" w:line="264"/>
+            </w:pPr>
+            <w:r>
+              <w:rPr>
+                <w:b/>
+                <w:bCs/>
+                <w:color w:val="141D26"/>
+                <w:sz w:val="19"/>
+                <w:szCs w:val="19"/>
+              </w:rPr>
+              <w:t xml:space="preserve">A4 · Retargeting vendedores</w:t>
+            </w:r>
+          </w:p>
+        </w:tc>
+        <w:tc>
+          <w:tcPr>
+            <w:tcW w:type="dxa" w:w="3826"/>
+            <w:tcBorders>
+              <w:top w:val="single" w:color="D9E1E8" w:sz="4"/>
+              <w:left w:val="single" w:color="D9E1E8" w:sz="4"/>
+              <w:bottom w:val="single" w:color="D9E1E8" w:sz="4"/>
+              <w:right w:val="single" w:color="D9E1E8" w:sz="4"/>
+            </w:tcBorders>
+            <w:tcMar>
+              <w:top w:type="dxa" w:w="100"/>
+              <w:left w:type="dxa" w:w="140"/>
+              <w:bottom w:type="dxa" w:w="100"/>
+              <w:right w:type="dxa" w:w="140"/>
+            </w:tcMar>
+            <w:vAlign w:val="top"/>
+          </w:tcPr>
+          <w:p>
+            <w:pPr>
+              <w:spacing w:after="0" w:line="264"/>
+            </w:pPr>
+            <w:r>
+              <w:rPr>
+                <w:b w:val="false"/>
+                <w:bCs w:val="false"/>
+                <w:color w:val="43535F"/>
+                <w:sz w:val="19"/>
+                <w:szCs w:val="19"/>
+              </w:rPr>
+              <w:t xml:space="preserve">Ya conocés Caramés. Si estás pensando en vender tu propiedad en Lanús, te hacemos la tasación sin cargo y te decimos cuánto vale hoy. Escribinos y coordinamos la visita.</w:t>
+            </w:r>
+          </w:p>
+        </w:tc>
+        <w:tc>
+          <w:tcPr>
+            <w:tcW w:type="dxa" w:w="2100"/>
+            <w:tcBorders>
+              <w:top w:val="single" w:color="D9E1E8" w:sz="4"/>
+              <w:left w:val="single" w:color="D9E1E8" w:sz="4"/>
+              <w:bottom w:val="single" w:color="D9E1E8" w:sz="4"/>
+              <w:right w:val="single" w:color="D9E1E8" w:sz="4"/>
+            </w:tcBorders>
+            <w:tcMar>
+              <w:top w:type="dxa" w:w="100"/>
+              <w:left w:type="dxa" w:w="140"/>
+              <w:bottom w:type="dxa" w:w="100"/>
+              <w:right w:type="dxa" w:w="140"/>
+            </w:tcMar>
+            <w:vAlign w:val="top"/>
+          </w:tcPr>
+          <w:p>
+            <w:pPr>
+              <w:spacing w:after="0" w:line="264"/>
+            </w:pPr>
+            <w:r>
+              <w:rPr>
+                <w:b w:val="false"/>
+                <w:bCs w:val="false"/>
+                <w:color w:val="43535F"/>
+                <w:sz w:val="19"/>
+                <w:szCs w:val="19"/>
+              </w:rPr>
+              <w:t xml:space="preserve">¿Pensás vender? Tasación sin cargo</w:t>
+            </w:r>
+          </w:p>
+        </w:tc>
+        <w:tc>
+          <w:tcPr>
+            <w:tcW w:type="dxa" w:w="1600"/>
+            <w:tcBorders>
+              <w:top w:val="single" w:color="D9E1E8" w:sz="4"/>
+              <w:left w:val="single" w:color="D9E1E8" w:sz="4"/>
+              <w:bottom w:val="single" w:color="D9E1E8" w:sz="4"/>
+              <w:right w:val="single" w:color="D9E1E8" w:sz="4"/>
+            </w:tcBorders>
+            <w:tcMar>
+              <w:top w:type="dxa" w:w="100"/>
+              <w:left w:type="dxa" w:w="140"/>
+              <w:bottom w:type="dxa" w:w="100"/>
+              <w:right w:type="dxa" w:w="140"/>
+            </w:tcMar>
+            <w:vAlign w:val="top"/>
+          </w:tcPr>
+          <w:p>
+            <w:pPr>
+              <w:spacing w:after="0" w:line="264"/>
+            </w:pPr>
+            <w:r>
+              <w:rPr>
+                <w:b w:val="false"/>
+                <w:bCs w:val="false"/>
+                <w:color w:val="43535F"/>
+                <w:sz w:val="19"/>
+                <w:szCs w:val="19"/>
+              </w:rPr>
+              <w:t xml:space="preserve">Enviar mensaje de WhatsApp</w:t>
+            </w:r>
+          </w:p>
+        </w:tc>
+      </w:tr>
+      <w:tr>
+        <w:tc>
+          <w:tcPr>
+            <w:tcW w:type="dxa" w:w="1500"/>
+            <w:tcBorders>
+              <w:top w:val="single" w:color="D9E1E8" w:sz="4"/>
+              <w:left w:val="single" w:color="D9E1E8" w:sz="4"/>
+              <w:bottom w:val="single" w:color="D9E1E8" w:sz="4"/>
+              <w:right w:val="single" w:color="D9E1E8" w:sz="4"/>
+            </w:tcBorders>
+            <w:tcMar>
+              <w:top w:type="dxa" w:w="100"/>
+              <w:left w:type="dxa" w:w="140"/>
+              <w:bottom w:type="dxa" w:w="100"/>
+              <w:right w:type="dxa" w:w="140"/>
+            </w:tcMar>
+            <w:vAlign w:val="top"/>
+          </w:tcPr>
+          <w:p>
+            <w:pPr>
+              <w:spacing w:after="0" w:line="264"/>
+            </w:pPr>
+            <w:r>
+              <w:rPr>
+                <w:b/>
+                <w:bCs/>
+                <w:color w:val="141D26"/>
+                <w:sz w:val="19"/>
+                <w:szCs w:val="19"/>
+              </w:rPr>
+              <w:t xml:space="preserve">B1 / B2 · Propiedades WhatsApp</w:t>
+            </w:r>
+          </w:p>
+        </w:tc>
+        <w:tc>
+          <w:tcPr>
+            <w:tcW w:type="dxa" w:w="3826"/>
+            <w:tcBorders>
+              <w:top w:val="single" w:color="D9E1E8" w:sz="4"/>
+              <w:left w:val="single" w:color="D9E1E8" w:sz="4"/>
+              <w:bottom w:val="single" w:color="D9E1E8" w:sz="4"/>
+              <w:right w:val="single" w:color="D9E1E8" w:sz="4"/>
+            </w:tcBorders>
+            <w:tcMar>
+              <w:top w:type="dxa" w:w="100"/>
+              <w:left w:type="dxa" w:w="140"/>
+              <w:bottom w:type="dxa" w:w="100"/>
+              <w:right w:type="dxa" w:w="140"/>
+            </w:tcMar>
+            <w:vAlign w:val="top"/>
+          </w:tcPr>
+          <w:p>
+            <w:pPr>
+              <w:spacing w:after="0" w:line="264"/>
+            </w:pPr>
+            <w:r>
+              <w:rPr>
+                <w:b w:val="false"/>
+                <w:bCs w:val="false"/>
+                <w:color w:val="43535F"/>
+                <w:sz w:val="19"/>
+                <w:szCs w:val="19"/>
+              </w:rPr>
+              <w:t xml:space="preserve">Documento «redes» de cada propiedad (primer párrafo + precio + «apta crédito» si corresponde). Cerrar con: «Escribinos por WhatsApp y coordinamos una visita.»</w:t>
+            </w:r>
+          </w:p>
+        </w:tc>
+        <w:tc>
+          <w:tcPr>
+            <w:tcW w:type="dxa" w:w="2100"/>
+            <w:tcBorders>
+              <w:top w:val="single" w:color="D9E1E8" w:sz="4"/>
+              <w:left w:val="single" w:color="D9E1E8" w:sz="4"/>
+              <w:bottom w:val="single" w:color="D9E1E8" w:sz="4"/>
+              <w:right w:val="single" w:color="D9E1E8" w:sz="4"/>
+            </w:tcBorders>
+            <w:tcMar>
+              <w:top w:type="dxa" w:w="100"/>
+              <w:left w:type="dxa" w:w="140"/>
+              <w:bottom w:type="dxa" w:w="100"/>
+              <w:right w:type="dxa" w:w="140"/>
+            </w:tcMar>
+            <w:vAlign w:val="top"/>
+          </w:tcPr>
+          <w:p>
+            <w:pPr>
+              <w:spacing w:after="0" w:line="264"/>
+            </w:pPr>
+            <w:r>
+              <w:rPr>
+                <w:b w:val="false"/>
+                <w:bCs w:val="false"/>
+                <w:color w:val="43535F"/>
+                <w:sz w:val="19"/>
+                <w:szCs w:val="19"/>
+              </w:rPr>
+              <w:t xml:space="preserve">[Tipo] en [barrio] · USD [precio]</w:t>
+            </w:r>
+          </w:p>
+        </w:tc>
+        <w:tc>
+          <w:tcPr>
+            <w:tcW w:type="dxa" w:w="1600"/>
+            <w:tcBorders>
+              <w:top w:val="single" w:color="D9E1E8" w:sz="4"/>
+              <w:left w:val="single" w:color="D9E1E8" w:sz="4"/>
+              <w:bottom w:val="single" w:color="D9E1E8" w:sz="4"/>
+              <w:right w:val="single" w:color="D9E1E8" w:sz="4"/>
+            </w:tcBorders>
+            <w:tcMar>
+              <w:top w:type="dxa" w:w="100"/>
+              <w:left w:type="dxa" w:w="140"/>
+              <w:bottom w:type="dxa" w:w="100"/>
+              <w:right w:type="dxa" w:w="140"/>
+            </w:tcMar>
+            <w:vAlign w:val="top"/>
+          </w:tcPr>
+          <w:p>
+            <w:pPr>
+              <w:spacing w:after="0" w:line="264"/>
+            </w:pPr>
+            <w:r>
+              <w:rPr>
+                <w:b w:val="false"/>
+                <w:bCs w:val="false"/>
+                <w:color w:val="43535F"/>
+                <w:sz w:val="19"/>
+                <w:szCs w:val="19"/>
+              </w:rPr>
+              <w:t xml:space="preserve">Enviar mensaje de WhatsApp</w:t>
+            </w:r>
+          </w:p>
+        </w:tc>
+      </w:tr>
+      <w:tr>
+        <w:tc>
+          <w:tcPr>
+            <w:tcW w:type="dxa" w:w="1500"/>
+            <w:tcBorders>
+              <w:top w:val="single" w:color="D9E1E8" w:sz="4"/>
+              <w:left w:val="single" w:color="D9E1E8" w:sz="4"/>
+              <w:bottom w:val="single" w:color="D9E1E8" w:sz="4"/>
+              <w:right w:val="single" w:color="D9E1E8" w:sz="4"/>
+            </w:tcBorders>
+            <w:tcMar>
+              <w:top w:type="dxa" w:w="100"/>
+              <w:left w:type="dxa" w:w="140"/>
+              <w:bottom w:type="dxa" w:w="100"/>
+              <w:right w:type="dxa" w:w="140"/>
+            </w:tcMar>
+            <w:vAlign w:val="top"/>
+          </w:tcPr>
+          <w:p>
+            <w:pPr>
+              <w:spacing w:after="0" w:line="264"/>
+            </w:pPr>
+            <w:r>
+              <w:rPr>
+                <w:b/>
+                <w:bCs/>
+                <w:color w:val="141D26"/>
+                <w:sz w:val="19"/>
+                <w:szCs w:val="19"/>
+              </w:rPr>
+              <w:t xml:space="preserve">C1 · PH nuevos Formulario</w:t>
+            </w:r>
+          </w:p>
+        </w:tc>
+        <w:tc>
+          <w:tcPr>
+            <w:tcW w:type="dxa" w:w="3826"/>
+            <w:tcBorders>
+              <w:top w:val="single" w:color="D9E1E8" w:sz="4"/>
+              <w:left w:val="single" w:color="D9E1E8" w:sz="4"/>
+              <w:bottom w:val="single" w:color="D9E1E8" w:sz="4"/>
+              <w:right w:val="single" w:color="D9E1E8" w:sz="4"/>
+            </w:tcBorders>
+            <w:tcMar>
+              <w:top w:type="dxa" w:w="100"/>
+              <w:left w:type="dxa" w:w="140"/>
+              <w:bottom w:type="dxa" w:w="100"/>
+              <w:right w:type="dxa" w:w="140"/>
+            </w:tcMar>
+            <w:vAlign w:val="top"/>
+          </w:tcPr>
+          <w:p>
+            <w:pPr>
+              <w:spacing w:after="0" w:line="264"/>
+            </w:pPr>
+            <w:r>
+              <w:rPr>
+                <w:b w:val="false"/>
+                <w:bCs w:val="false"/>
+                <w:color w:val="43535F"/>
+                <w:sz w:val="19"/>
+                <w:szCs w:val="19"/>
+              </w:rPr>
+              <w:t xml:space="preserve">Documento «redes» de cada propiedad. Cerrar con: «Dejanos tus datos y te llamamos para coordinar una visita.»</w:t>
+            </w:r>
+          </w:p>
+        </w:tc>
+        <w:tc>
+          <w:tcPr>
+            <w:tcW w:type="dxa" w:w="2100"/>
+            <w:tcBorders>
+              <w:top w:val="single" w:color="D9E1E8" w:sz="4"/>
+              <w:left w:val="single" w:color="D9E1E8" w:sz="4"/>
+              <w:bottom w:val="single" w:color="D9E1E8" w:sz="4"/>
+              <w:right w:val="single" w:color="D9E1E8" w:sz="4"/>
+            </w:tcBorders>
+            <w:tcMar>
+              <w:top w:type="dxa" w:w="100"/>
+              <w:left w:type="dxa" w:w="140"/>
+              <w:bottom w:type="dxa" w:w="100"/>
+              <w:right w:type="dxa" w:w="140"/>
+            </w:tcMar>
+            <w:vAlign w:val="top"/>
+          </w:tcPr>
+          <w:p>
+            <w:pPr>
+              <w:spacing w:after="0" w:line="264"/>
+            </w:pPr>
+            <w:r>
+              <w:rPr>
+                <w:b w:val="false"/>
+                <w:bCs w:val="false"/>
+                <w:color w:val="43535F"/>
+                <w:sz w:val="19"/>
+                <w:szCs w:val="19"/>
+              </w:rPr>
+              <w:t xml:space="preserve">[Tipo] en [barrio] · USD [precio]</w:t>
+            </w:r>
+          </w:p>
+        </w:tc>
+        <w:tc>
+          <w:tcPr>
+            <w:tcW w:type="dxa" w:w="1600"/>
+            <w:tcBorders>
+              <w:top w:val="single" w:color="D9E1E8" w:sz="4"/>
+              <w:left w:val="single" w:color="D9E1E8" w:sz="4"/>
+              <w:bottom w:val="single" w:color="D9E1E8" w:sz="4"/>
+              <w:right w:val="single" w:color="D9E1E8" w:sz="4"/>
+            </w:tcBorders>
+            <w:tcMar>
+              <w:top w:type="dxa" w:w="100"/>
+              <w:left w:type="dxa" w:w="140"/>
+              <w:bottom w:type="dxa" w:w="100"/>
+              <w:right w:type="dxa" w:w="140"/>
+            </w:tcMar>
+            <w:vAlign w:val="top"/>
+          </w:tcPr>
+          <w:p>
+            <w:pPr>
+              <w:spacing w:after="0" w:line="264"/>
+            </w:pPr>
+            <w:r>
+              <w:rPr>
+                <w:b w:val="false"/>
+                <w:bCs w:val="false"/>
+                <w:color w:val="43535F"/>
+                <w:sz w:val="19"/>
+                <w:szCs w:val="19"/>
+              </w:rPr>
+              <w:t xml:space="preserve">Más información</w:t>
+            </w:r>
+          </w:p>
+        </w:tc>
+      </w:tr>
+      <w:tr>
+        <w:tc>
+          <w:tcPr>
+            <w:tcW w:type="dxa" w:w="1500"/>
+            <w:tcBorders>
+              <w:top w:val="single" w:color="D9E1E8" w:sz="4"/>
+              <w:left w:val="single" w:color="D9E1E8" w:sz="4"/>
+              <w:bottom w:val="single" w:color="D9E1E8" w:sz="4"/>
+              <w:right w:val="single" w:color="D9E1E8" w:sz="4"/>
+            </w:tcBorders>
+            <w:tcMar>
+              <w:top w:type="dxa" w:w="100"/>
+              <w:left w:type="dxa" w:w="140"/>
+              <w:bottom w:type="dxa" w:w="100"/>
+              <w:right w:type="dxa" w:w="140"/>
+            </w:tcMar>
+            <w:vAlign w:val="top"/>
+          </w:tcPr>
+          <w:p>
+            <w:pPr>
+              <w:spacing w:after="0" w:line="264"/>
+            </w:pPr>
+            <w:r>
+              <w:rPr>
+                <w:b/>
+                <w:bCs/>
+                <w:color w:val="141D26"/>
+                <w:sz w:val="19"/>
+                <w:szCs w:val="19"/>
+              </w:rPr>
+              <w:t xml:space="preserve">C2 · Carrusel aptas crédito</w:t>
+            </w:r>
+          </w:p>
+        </w:tc>
+        <w:tc>
+          <w:tcPr>
+            <w:tcW w:type="dxa" w:w="3826"/>
+            <w:tcBorders>
+              <w:top w:val="single" w:color="D9E1E8" w:sz="4"/>
+              <w:left w:val="single" w:color="D9E1E8" w:sz="4"/>
+              <w:bottom w:val="single" w:color="D9E1E8" w:sz="4"/>
+              <w:right w:val="single" w:color="D9E1E8" w:sz="4"/>
+            </w:tcBorders>
+            <w:tcMar>
+              <w:top w:type="dxa" w:w="100"/>
+              <w:left w:type="dxa" w:w="140"/>
+              <w:bottom w:type="dxa" w:w="100"/>
+              <w:right w:type="dxa" w:w="140"/>
+            </w:tcMar>
+            <w:vAlign w:val="top"/>
+          </w:tcPr>
+          <w:p>
+            <w:pPr>
+              <w:spacing w:after="0" w:line="264"/>
+            </w:pPr>
+            <w:r>
+              <w:rPr>
+                <w:b w:val="false"/>
+                <w:bCs w:val="false"/>
+                <w:color w:val="43535F"/>
+                <w:sz w:val="19"/>
+                <w:szCs w:val="19"/>
+              </w:rPr>
+              <w:t xml:space="preserve">5 propiedades en Lanús Este que podés comprar con crédito hipotecario. Deslizá, elegí la que te gusta y dejanos tus datos: te llamamos para coordinar una visita.</w:t>
+            </w:r>
+          </w:p>
+        </w:tc>
+        <w:tc>
+          <w:tcPr>
+            <w:tcW w:type="dxa" w:w="2100"/>
+            <w:tcBorders>
+              <w:top w:val="single" w:color="D9E1E8" w:sz="4"/>
+              <w:left w:val="single" w:color="D9E1E8" w:sz="4"/>
+              <w:bottom w:val="single" w:color="D9E1E8" w:sz="4"/>
+              <w:right w:val="single" w:color="D9E1E8" w:sz="4"/>
+            </w:tcBorders>
+            <w:tcMar>
+              <w:top w:type="dxa" w:w="100"/>
+              <w:left w:type="dxa" w:w="140"/>
+              <w:bottom w:type="dxa" w:w="100"/>
+              <w:right w:type="dxa" w:w="140"/>
+            </w:tcMar>
+            <w:vAlign w:val="top"/>
+          </w:tcPr>
+          <w:p>
+            <w:pPr>
+              <w:spacing w:after="0" w:line="264"/>
+            </w:pPr>
+            <w:r>
+              <w:rPr>
+                <w:b w:val="false"/>
+                <w:bCs w:val="false"/>
+                <w:color w:val="43535F"/>
+                <w:sz w:val="19"/>
+                <w:szCs w:val="19"/>
+              </w:rPr>
+              <w:t xml:space="preserve">[Tipo] · [barrio] · USD [precio] (una por tarjeta) · T6 ¿Ninguna es la tuya?</w:t>
+            </w:r>
+          </w:p>
+        </w:tc>
+        <w:tc>
+          <w:tcPr>
+            <w:tcW w:type="dxa" w:w="1600"/>
+            <w:tcBorders>
+              <w:top w:val="single" w:color="D9E1E8" w:sz="4"/>
+              <w:left w:val="single" w:color="D9E1E8" w:sz="4"/>
+              <w:bottom w:val="single" w:color="D9E1E8" w:sz="4"/>
+              <w:right w:val="single" w:color="D9E1E8" w:sz="4"/>
+            </w:tcBorders>
+            <w:tcMar>
+              <w:top w:type="dxa" w:w="100"/>
+              <w:left w:type="dxa" w:w="140"/>
+              <w:bottom w:type="dxa" w:w="100"/>
+              <w:right w:type="dxa" w:w="140"/>
+            </w:tcMar>
+            <w:vAlign w:val="top"/>
+          </w:tcPr>
+          <w:p>
+            <w:pPr>
+              <w:spacing w:after="0" w:line="264"/>
+            </w:pPr>
+            <w:r>
+              <w:rPr>
+                <w:b w:val="false"/>
+                <w:bCs w:val="false"/>
+                <w:color w:val="43535F"/>
+                <w:sz w:val="19"/>
+                <w:szCs w:val="19"/>
+              </w:rPr>
+              <w:t xml:space="preserve">Más información</w:t>
+            </w:r>
+          </w:p>
+        </w:tc>
+      </w:tr>
+      <w:tr>
+        <w:tc>
+          <w:tcPr>
+            <w:tcW w:type="dxa" w:w="1500"/>
+            <w:tcBorders>
+              <w:top w:val="single" w:color="D9E1E8" w:sz="4"/>
+              <w:left w:val="single" w:color="D9E1E8" w:sz="4"/>
+              <w:bottom w:val="single" w:color="D9E1E8" w:sz="4"/>
+              <w:right w:val="single" w:color="D9E1E8" w:sz="4"/>
+            </w:tcBorders>
+            <w:tcMar>
+              <w:top w:type="dxa" w:w="100"/>
+              <w:left w:type="dxa" w:w="140"/>
+              <w:bottom w:type="dxa" w:w="100"/>
+              <w:right w:type="dxa" w:w="140"/>
+            </w:tcMar>
+            <w:vAlign w:val="top"/>
+          </w:tcPr>
+          <w:p>
+            <w:pPr>
+              <w:spacing w:after="0" w:line="264"/>
+            </w:pPr>
+            <w:r>
+              <w:rPr>
+                <w:b/>
+                <w:bCs/>
+                <w:color w:val="141D26"/>
+                <w:sz w:val="19"/>
+                <w:szCs w:val="19"/>
+              </w:rPr>
+              <w:t xml:space="preserve">D1 · Reel educativo</w:t>
+            </w:r>
+          </w:p>
+        </w:tc>
+        <w:tc>
+          <w:tcPr>
+            <w:tcW w:type="dxa" w:w="3826"/>
+            <w:tcBorders>
+              <w:top w:val="single" w:color="D9E1E8" w:sz="4"/>
+              <w:left w:val="single" w:color="D9E1E8" w:sz="4"/>
+              <w:bottom w:val="single" w:color="D9E1E8" w:sz="4"/>
+              <w:right w:val="single" w:color="D9E1E8" w:sz="4"/>
+            </w:tcBorders>
+            <w:tcMar>
+              <w:top w:type="dxa" w:w="100"/>
+              <w:left w:type="dxa" w:w="140"/>
+              <w:bottom w:type="dxa" w:w="100"/>
+              <w:right w:type="dxa" w:w="140"/>
+            </w:tcMar>
+            <w:vAlign w:val="top"/>
+          </w:tcPr>
+          <w:p>
+            <w:pPr>
+              <w:spacing w:after="0" w:line="264"/>
+            </w:pPr>
+            <w:r>
+              <w:rPr>
+                <w:b w:val="false"/>
+                <w:bCs w:val="false"/>
+                <w:color w:val="43535F"/>
+                <w:sz w:val="19"/>
+                <w:szCs w:val="19"/>
+              </w:rPr>
+              <w:t xml:space="preserve">Estos son los 3 errores que más vemos cuando alguien compra su primera propiedad en Lanús. Si estás buscando, escribinos: te decimos qué propiedades encajan con tu presupuesto y cuáles son aptas crédito.</w:t>
+            </w:r>
+          </w:p>
+        </w:tc>
+        <w:tc>
+          <w:tcPr>
+            <w:tcW w:type="dxa" w:w="2100"/>
+            <w:tcBorders>
+              <w:top w:val="single" w:color="D9E1E8" w:sz="4"/>
+              <w:left w:val="single" w:color="D9E1E8" w:sz="4"/>
+              <w:bottom w:val="single" w:color="D9E1E8" w:sz="4"/>
+              <w:right w:val="single" w:color="D9E1E8" w:sz="4"/>
+            </w:tcBorders>
+            <w:tcMar>
+              <w:top w:type="dxa" w:w="100"/>
+              <w:left w:type="dxa" w:w="140"/>
+              <w:bottom w:type="dxa" w:w="100"/>
+              <w:right w:type="dxa" w:w="140"/>
+            </w:tcMar>
+            <w:vAlign w:val="top"/>
+          </w:tcPr>
+          <w:p>
+            <w:pPr>
+              <w:spacing w:after="0" w:line="264"/>
+            </w:pPr>
+            <w:r>
+              <w:rPr>
+                <w:b w:val="false"/>
+                <w:bCs w:val="false"/>
+                <w:color w:val="43535F"/>
+                <w:sz w:val="19"/>
+                <w:szCs w:val="19"/>
+              </w:rPr>
+              <w:t xml:space="preserve">3 errores al comprar en Lanús</w:t>
+            </w:r>
+          </w:p>
+        </w:tc>
+        <w:tc>
+          <w:tcPr>
+            <w:tcW w:type="dxa" w:w="1600"/>
+            <w:tcBorders>
+              <w:top w:val="single" w:color="D9E1E8" w:sz="4"/>
+              <w:left w:val="single" w:color="D9E1E8" w:sz="4"/>
+              <w:bottom w:val="single" w:color="D9E1E8" w:sz="4"/>
+              <w:right w:val="single" w:color="D9E1E8" w:sz="4"/>
+            </w:tcBorders>
+            <w:tcMar>
+              <w:top w:type="dxa" w:w="100"/>
+              <w:left w:type="dxa" w:w="140"/>
+              <w:bottom w:type="dxa" w:w="100"/>
+              <w:right w:type="dxa" w:w="140"/>
+            </w:tcMar>
+            <w:vAlign w:val="top"/>
+          </w:tcPr>
+          <w:p>
+            <w:pPr>
+              <w:spacing w:after="0" w:line="264"/>
+            </w:pPr>
+            <w:r>
+              <w:rPr>
+                <w:b w:val="false"/>
+                <w:bCs w:val="false"/>
+                <w:color w:val="43535F"/>
+                <w:sz w:val="19"/>
+                <w:szCs w:val="19"/>
+              </w:rPr>
+              <w:t xml:space="preserve">Enviar mensaje de WhatsApp</w:t>
+            </w:r>
+          </w:p>
+        </w:tc>
+      </w:tr>
+      <w:tr>
+        <w:tc>
+          <w:tcPr>
+            <w:tcW w:type="dxa" w:w="1500"/>
+            <w:tcBorders>
+              <w:top w:val="single" w:color="D9E1E8" w:sz="4"/>
+              <w:left w:val="single" w:color="D9E1E8" w:sz="4"/>
+              <w:bottom w:val="single" w:color="D9E1E8" w:sz="4"/>
+              <w:right w:val="single" w:color="D9E1E8" w:sz="4"/>
+            </w:tcBorders>
+            <w:tcMar>
+              <w:top w:type="dxa" w:w="100"/>
+              <w:left w:type="dxa" w:w="140"/>
+              <w:bottom w:type="dxa" w:w="100"/>
+              <w:right w:type="dxa" w:w="140"/>
+            </w:tcMar>
+            <w:vAlign w:val="top"/>
+          </w:tcPr>
+          <w:p>
+            <w:pPr>
+              <w:spacing w:after="0" w:line="264"/>
+            </w:pPr>
+            <w:r>
+              <w:rPr>
+                <w:b/>
+                <w:bCs/>
+                <w:color w:val="141D26"/>
+                <w:sz w:val="19"/>
+                <w:szCs w:val="19"/>
+              </w:rPr>
+              <w:t xml:space="preserve">E1 · Reels alquiler</w:t>
+            </w:r>
+          </w:p>
+        </w:tc>
+        <w:tc>
+          <w:tcPr>
+            <w:tcW w:type="dxa" w:w="3826"/>
+            <w:tcBorders>
+              <w:top w:val="single" w:color="D9E1E8" w:sz="4"/>
+              <w:left w:val="single" w:color="D9E1E8" w:sz="4"/>
+              <w:bottom w:val="single" w:color="D9E1E8" w:sz="4"/>
+              <w:right w:val="single" w:color="D9E1E8" w:sz="4"/>
+            </w:tcBorders>
+            <w:tcMar>
+              <w:top w:type="dxa" w:w="100"/>
+              <w:left w:type="dxa" w:w="140"/>
+              <w:bottom w:type="dxa" w:w="100"/>
+              <w:right w:type="dxa" w:w="140"/>
+            </w:tcMar>
+            <w:vAlign w:val="top"/>
+          </w:tcPr>
+          <w:p>
+            <w:pPr>
+              <w:spacing w:after="0" w:line="264"/>
+            </w:pPr>
+            <w:r>
+              <w:rPr>
+                <w:b w:val="false"/>
+                <w:bCs w:val="false"/>
+                <w:color w:val="43535F"/>
+                <w:sz w:val="19"/>
+                <w:szCs w:val="19"/>
+              </w:rPr>
+              <w:t xml:space="preserve">Documento «redes» de la propiedad, con precio del alquiler en pesos y requisitos. Cerrar con: «Escribinos por WhatsApp al 11 3679-5419.»</w:t>
+            </w:r>
+          </w:p>
+        </w:tc>
+        <w:tc>
+          <w:tcPr>
+            <w:tcW w:type="dxa" w:w="2100"/>
+            <w:tcBorders>
+              <w:top w:val="single" w:color="D9E1E8" w:sz="4"/>
+              <w:left w:val="single" w:color="D9E1E8" w:sz="4"/>
+              <w:bottom w:val="single" w:color="D9E1E8" w:sz="4"/>
+              <w:right w:val="single" w:color="D9E1E8" w:sz="4"/>
+            </w:tcBorders>
+            <w:tcMar>
+              <w:top w:type="dxa" w:w="100"/>
+              <w:left w:type="dxa" w:w="140"/>
+              <w:bottom w:type="dxa" w:w="100"/>
+              <w:right w:type="dxa" w:w="140"/>
+            </w:tcMar>
+            <w:vAlign w:val="top"/>
+          </w:tcPr>
+          <w:p>
+            <w:pPr>
+              <w:spacing w:after="0" w:line="264"/>
+            </w:pPr>
+            <w:r>
+              <w:rPr>
+                <w:b w:val="false"/>
+                <w:bCs w:val="false"/>
+                <w:color w:val="43535F"/>
+                <w:sz w:val="19"/>
+                <w:szCs w:val="19"/>
+              </w:rPr>
+              <w:t xml:space="preserve">[Ambientes] en [barrio] · $[precio]/mes</w:t>
+            </w:r>
+          </w:p>
+        </w:tc>
+        <w:tc>
+          <w:tcPr>
+            <w:tcW w:type="dxa" w:w="1600"/>
+            <w:tcBorders>
+              <w:top w:val="single" w:color="D9E1E8" w:sz="4"/>
+              <w:left w:val="single" w:color="D9E1E8" w:sz="4"/>
+              <w:bottom w:val="single" w:color="D9E1E8" w:sz="4"/>
+              <w:right w:val="single" w:color="D9E1E8" w:sz="4"/>
+            </w:tcBorders>
+            <w:tcMar>
+              <w:top w:type="dxa" w:w="100"/>
+              <w:left w:type="dxa" w:w="140"/>
+              <w:bottom w:type="dxa" w:w="100"/>
+              <w:right w:type="dxa" w:w="140"/>
+            </w:tcMar>
+            <w:vAlign w:val="top"/>
+          </w:tcPr>
+          <w:p>
+            <w:pPr>
+              <w:spacing w:after="0" w:line="264"/>
+            </w:pPr>
+            <w:r>
+              <w:rPr>
+                <w:b w:val="false"/>
+                <w:bCs w:val="false"/>
+                <w:color w:val="43535F"/>
+                <w:sz w:val="19"/>
+                <w:szCs w:val="19"/>
+              </w:rPr>
+              <w:t xml:space="preserve">Ver perfil de Instagram</w:t>
+            </w:r>
+          </w:p>
+        </w:tc>
+      </w:tr>
+    </w:tbl>
+    <w:p>
+      <w:pPr>
+        <w:spacing w:after="200"/>
+      </w:pPr>
+    </w:p>
+    <w:tbl>
+      <w:tblPr>
+        <w:tblW w:type="dxa" w:w="9026"/>
+        <w:tblBorders>
+          <w:top w:val="none" w:color="FFFFFF" w:sz="0"/>
+          <w:left w:val="single" w:color="B07C18" w:sz="18"/>
+          <w:bottom w:val="none" w:color="FFFFFF" w:sz="0"/>
+          <w:right w:val="none" w:color="FFFFFF" w:sz="0"/>
+          <w:insideH w:val="none" w:color="FFFFFF" w:sz="0"/>
+          <w:insideV w:val="none" w:color="FFFFFF" w:sz="0"/>
+        </w:tblBorders>
+      </w:tblPr>
+      <w:tblGrid>
+        <w:gridCol w:w="9026"/>
+      </w:tblGrid>
+      <w:tr>
+        <w:tc>
+          <w:tcPr>
+            <w:tcW w:type="dxa" w:w="9026"/>
+            <w:shd w:fill="FBF2E0" w:color="auto" w:val="clear"/>
+            <w:tcMar>
+              <w:top w:type="dxa" w:w="180"/>
+              <w:left w:type="dxa" w:w="220"/>
+              <w:bottom w:type="dxa" w:w="180"/>
+              <w:right w:type="dxa" w:w="220"/>
+            </w:tcMar>
+          </w:tcPr>
+          <w:p>
+            <w:pPr>
+              <w:spacing w:after="70" w:line="276"/>
+            </w:pPr>
+            <w:r>
+              <w:rPr>
+                <w:rFonts w:ascii="Consolas" w:cs="Consolas" w:eastAsia="Consolas" w:hAnsi="Consolas"/>
+                <w:b/>
+                <w:bCs/>
+                <w:color w:val="B07C18"/>
+                <w:sz w:val="15"/>
+                <w:szCs w:val="15"/>
+              </w:rPr>
+              <w:t xml:space="preserve">REGLA DE ORO PARA LOS TEXTOS</w:t>
+            </w:r>
+          </w:p>
+          <w:p>
+            <w:pPr>
+              <w:spacing w:after="0" w:line="276"/>
+            </w:pPr>
+            <w:r>
+              <w:rPr>
+                <w:color w:val="43535F"/>
+                <w:sz w:val="20"/>
+                <w:szCs w:val="20"/>
+              </w:rPr>
+              <w:t xml:space="preserve">El botón dibujado en la imagen tiene que decir lo mismo que el botón del anuncio. Si la campaña va a WhatsApp, la imagen dice «Escribinos por WhatsApp»; si va a formulario, dice «Pedí más info». Mezclarlos es lo que hundió la campaña anterior de vendedores.</w:t>
+            </w:r>
+          </w:p>
+        </w:tc>
+      </w:tr>
+    </w:tbl>
+    <w:p>
+      <w:pPr>
+        <w:spacing w:after="200"/>
       </w:pPr>
     </w:p>
     <w:tbl>
